--- a/Received/UKG/ukg, nepali.docx
+++ b/Received/UKG/ukg, nepali.docx
@@ -2,6 +2,8 @@
 <file path=word/document.xml><?xml version="1.0" encoding="utf-8"?>
 <w:document xmlns:wpc="http://schemas.microsoft.com/office/word/2010/wordprocessingCanvas" xmlns:cx="http://schemas.microsoft.com/office/drawing/2014/chartex" xmlns:cx1="http://schemas.microsoft.com/office/drawing/2015/9/8/chartex" xmlns:cx2="http://schemas.microsoft.com/office/drawing/2015/10/21/chartex" xmlns:cx3="http://schemas.microsoft.com/office/drawing/2016/5/9/chartex" xmlns:cx4="http://schemas.microsoft.com/office/drawing/2016/5/10/chartex" xmlns:cx5="http://schemas.microsoft.com/office/drawing/2016/5/11/chartex" xmlns:cx6="http://schemas.microsoft.com/office/drawing/2016/5/12/chartex" xmlns:cx7="http://schemas.microsoft.com/office/drawing/2016/5/13/chartex" xmlns:cx8="http://schemas.microsoft.com/office/drawing/2016/5/14/chartex" xmlns:mc="http://schemas.openxmlformats.org/markup-compatibility/2006" xmlns:aink="http://schemas.microsoft.com/office/drawing/2016/ink" xmlns:am3d="http://schemas.microsoft.com/office/drawing/2017/model3d" xmlns:o="urn:schemas-microsoft-com:office:office" xmlns:oel="http://schemas.microsoft.com/office/2019/extlst" xmlns:r="http://schemas.openxmlformats.org/officeDocument/2006/relationships" xmlns:m="http://schemas.openxmlformats.org/officeDocument/2006/math" xmlns:v="urn:schemas-microsoft-com:vml" xmlns:wp14="http://schemas.microsoft.com/office/word/2010/wordprocessingDrawing" xmlns:wp="http://schemas.openxmlformats.org/drawingml/2006/wordprocessingDrawing" xmlns:w10="urn:schemas-microsoft-com:office:word" xmlns:w="http://schemas.openxmlformats.org/wordprocessingml/2006/main" xmlns:w14="http://schemas.microsoft.com/office/word/2010/wordml" xmlns:w15="http://schemas.microsoft.com/office/word/2012/wordml" xmlns:w16cex="http://schemas.microsoft.com/office/word/2018/wordml/cex" xmlns:w16cid="http://schemas.microsoft.com/office/word/2016/wordml/cid" xmlns:w16="http://schemas.microsoft.com/office/word/2018/wordml" xmlns:w16du="http://schemas.microsoft.com/office/word/2023/wordml/word16du" xmlns:w16sdtdh="http://schemas.microsoft.com/office/word/2020/wordml/sdtdatahash" xmlns:w16sdtfl="http://schemas.microsoft.com/office/word/2024/wordml/sdtformatlock" xmlns:w16se="http://schemas.microsoft.com/office/word/2015/wordml/symex" xmlns:wpg="http://schemas.microsoft.com/office/word/2010/wordprocessingGroup" xmlns:wpi="http://schemas.microsoft.com/office/word/2010/wordprocessingInk" xmlns:wne="http://schemas.microsoft.com/office/word/2006/wordml" xmlns:wps="http://schemas.microsoft.com/office/word/2010/wordprocessingShape" mc:Ignorable="w14 w15 w16se w16cid w16 w16cex w16sdtdh w16sdtfl w16du wp14">
   <w:body>
+    <w:bookmarkStart w:id="0" w:name="_Hlk224724132"/>
+    <w:bookmarkEnd w:id="0"/>
     <w:p>
       <w:pPr>
         <w:tabs>
@@ -17,8 +19,6 @@
           <w:szCs w:val="32"/>
         </w:rPr>
       </w:pPr>
-      <w:bookmarkStart w:id="0" w:name="_Hlk224724132"/>
-      <w:bookmarkEnd w:id="0"/>
       <w:r>
         <w:rPr>
           <w:rFonts w:ascii="Preeti" w:hAnsi="Preeti"/>
@@ -83,6 +83,16 @@
                               </w:rPr>
                               <w:t>D-</w:t>
                             </w:r>
+                            <w:r>
+                              <w:rPr>
+                                <w:rFonts w:ascii="Times New Roman" w:hAnsi="Times New Roman" w:cs="Times New Roman"/>
+                                <w:b/>
+                                <w:bCs/>
+                                <w:sz w:val="32"/>
+                                <w:szCs w:val="32"/>
+                              </w:rPr>
+                              <w:t>10</w:t>
+                            </w:r>
                           </w:p>
                         </w:txbxContent>
                       </wps:txbx>
@@ -123,6 +133,16 @@
                         </w:rPr>
                         <w:t>D-</w:t>
                       </w:r>
+                      <w:r>
+                        <w:rPr>
+                          <w:rFonts w:ascii="Times New Roman" w:hAnsi="Times New Roman" w:cs="Times New Roman"/>
+                          <w:b/>
+                          <w:bCs/>
+                          <w:sz w:val="32"/>
+                          <w:szCs w:val="32"/>
+                        </w:rPr>
+                        <w:t>10</w:t>
+                      </w:r>
                     </w:p>
                   </w:txbxContent>
                 </v:textbox>
@@ -131,7 +151,7 @@
           </mc:Fallback>
         </mc:AlternateContent>
       </w:r>
-      <w:bookmarkStart w:id="3" w:name="_Hlk192071677"/>
+      <w:bookmarkStart w:id="2" w:name="_Hlk192071677"/>
       <w:r>
         <w:rPr>
           <w:rFonts w:ascii="Preeti" w:hAnsi="Preeti"/>
@@ -205,7 +225,18 @@
           <w:sz w:val="40"/>
           <w:szCs w:val="40"/>
         </w:rPr>
-        <w:t>u|Lg</w:t>
+        <w:t>u|</w:t>
+      </w:r>
+      <w:proofErr w:type="gramStart"/>
+      <w:r>
+        <w:rPr>
+          <w:rFonts w:ascii="Preeti" w:hAnsi="Preeti"/>
+          <w:b/>
+          <w:bCs/>
+          <w:sz w:val="40"/>
+          <w:szCs w:val="40"/>
+        </w:rPr>
+        <w:t>Lg</w:t>
       </w:r>
       <w:proofErr w:type="spellEnd"/>
       <w:r>
@@ -216,9 +247,21 @@
           <w:sz w:val="40"/>
           <w:szCs w:val="40"/>
         </w:rPr>
-        <w:t xml:space="preserve"> ;f];fO6L </w:t>
+        <w:t xml:space="preserve"> ;f];fO</w:t>
+      </w:r>
+      <w:proofErr w:type="gramEnd"/>
+      <w:r>
+        <w:rPr>
+          <w:rFonts w:ascii="Preeti" w:hAnsi="Preeti"/>
+          <w:b/>
+          <w:bCs/>
+          <w:sz w:val="40"/>
+          <w:szCs w:val="40"/>
+        </w:rPr>
+        <w:t xml:space="preserve">6L </w:t>
       </w:r>
       <w:proofErr w:type="spellStart"/>
+      <w:proofErr w:type="gramStart"/>
       <w:r>
         <w:rPr>
           <w:rFonts w:ascii="Preeti" w:hAnsi="Preeti"/>
@@ -252,6 +295,7 @@
         <w:t>s'n</w:t>
       </w:r>
       <w:proofErr w:type="spellEnd"/>
+      <w:proofErr w:type="gramEnd"/>
     </w:p>
     <w:p>
       <w:pPr>
@@ -288,7 +332,27 @@
           <w:sz w:val="28"/>
           <w:szCs w:val="28"/>
         </w:rPr>
-        <w:t>/–&amp;, ;f}/</w:t>
+        <w:t>/–&amp;</w:t>
+      </w:r>
+      <w:proofErr w:type="gramStart"/>
+      <w:r>
+        <w:rPr>
+          <w:rFonts w:ascii="Preeti" w:hAnsi="Preeti"/>
+          <w:b/>
+          <w:sz w:val="28"/>
+          <w:szCs w:val="28"/>
+        </w:rPr>
+        <w:t>, ;f</w:t>
+      </w:r>
+      <w:proofErr w:type="gramEnd"/>
+      <w:r>
+        <w:rPr>
+          <w:rFonts w:ascii="Preeti" w:hAnsi="Preeti"/>
+          <w:b/>
+          <w:sz w:val="28"/>
+          <w:szCs w:val="28"/>
+        </w:rPr>
+        <w:t>}/</w:t>
       </w:r>
       <w:proofErr w:type="spellStart"/>
       <w:r>
@@ -331,6 +395,7 @@
         <w:jc w:val="center"/>
       </w:pPr>
       <w:proofErr w:type="spellStart"/>
+      <w:proofErr w:type="gramStart"/>
       <w:r>
         <w:rPr>
           <w:rFonts w:ascii="Preeti" w:hAnsi="Preeti"/>
@@ -350,7 +415,18 @@
           <w:szCs w:val="36"/>
           <w:u w:val="single"/>
         </w:rPr>
-        <w:t>{s</w:t>
+        <w:t>{</w:t>
+      </w:r>
+      <w:proofErr w:type="gramEnd"/>
+      <w:r>
+        <w:rPr>
+          <w:rFonts w:ascii="Preeti" w:hAnsi="Preeti"/>
+          <w:b/>
+          <w:sz w:val="36"/>
+          <w:szCs w:val="36"/>
+          <w:u w:val="single"/>
+        </w:rPr>
+        <w:t>s</w:t>
       </w:r>
       <w:r>
         <w:rPr>
@@ -440,9 +516,20 @@
           <w:bCs/>
           <w:sz w:val="36"/>
         </w:rPr>
-        <w:t xml:space="preserve"> o'=s]=</w:t>
+        <w:t xml:space="preserve"> o'=</w:t>
+      </w:r>
+      <w:proofErr w:type="gramStart"/>
+      <w:r>
+        <w:rPr>
+          <w:rFonts w:ascii="Preeti" w:hAnsi="Preeti"/>
+          <w:b/>
+          <w:bCs/>
+          <w:sz w:val="36"/>
+        </w:rPr>
+        <w:t>s]=</w:t>
       </w:r>
       <w:proofErr w:type="spellStart"/>
+      <w:proofErr w:type="gramEnd"/>
       <w:r>
         <w:rPr>
           <w:rFonts w:ascii="Preeti" w:hAnsi="Preeti"/>
@@ -507,6 +594,7 @@
         </w:rPr>
         <w:t xml:space="preserve">समय </w:t>
       </w:r>
+      <w:proofErr w:type="gramStart"/>
       <w:r>
         <w:rPr>
           <w:rFonts w:ascii="Preeti" w:hAnsi="Preeti"/>
@@ -532,7 +620,16 @@
           <w:b/>
           <w:lang w:eastAsia="zh-CN" w:bidi="hi-IN"/>
         </w:rPr>
-        <w:t xml:space="preserve">@ </w:t>
+        <w:t>@</w:t>
+      </w:r>
+      <w:proofErr w:type="gramEnd"/>
+      <w:r>
+        <w:rPr>
+          <w:rFonts w:ascii="Preeti" w:hAnsi="Preeti"/>
+          <w:b/>
+          <w:lang w:eastAsia="zh-CN" w:bidi="hi-IN"/>
+        </w:rPr>
+        <w:t xml:space="preserve"> </w:t>
       </w:r>
       <w:r>
         <w:rPr>
@@ -599,9 +696,20 @@
           <w:sz w:val="32"/>
           <w:szCs w:val="32"/>
         </w:rPr>
-        <w:t>k"0f{</w:t>
+        <w:t>k"0</w:t>
+      </w:r>
+      <w:proofErr w:type="gramStart"/>
+      <w:r>
+        <w:rPr>
+          <w:rFonts w:ascii="Preeti" w:hAnsi="Preeti"/>
+          <w:b/>
+          <w:sz w:val="32"/>
+          <w:szCs w:val="32"/>
+        </w:rPr>
+        <w:t>f{</w:t>
       </w:r>
       <w:proofErr w:type="spellStart"/>
+      <w:proofErr w:type="gramEnd"/>
       <w:r>
         <w:rPr>
           <w:rFonts w:ascii="Preeti" w:hAnsi="Preeti"/>
@@ -640,7 +748,18 @@
           <w:szCs w:val="32"/>
           <w:lang w:eastAsia="zh-CN"/>
         </w:rPr>
-        <w:t xml:space="preserve"> %)</w:t>
+        <w:t xml:space="preserve"> </w:t>
+      </w:r>
+      <w:proofErr w:type="gramStart"/>
+      <w:r>
+        <w:rPr>
+          <w:rFonts w:ascii="Preeti" w:hAnsi="Preeti" w:cs="Times New Roman"/>
+          <w:b/>
+          <w:sz w:val="32"/>
+          <w:szCs w:val="32"/>
+          <w:lang w:eastAsia="zh-CN"/>
+        </w:rPr>
+        <w:t>%)</w:t>
       </w:r>
       <w:r>
         <w:rPr>
@@ -648,7 +767,16 @@
           <w:bCs/>
           <w:lang w:eastAsia="zh-CN" w:bidi="hi-IN"/>
         </w:rPr>
-        <w:t xml:space="preserve">        </w:t>
+        <w:t xml:space="preserve">   </w:t>
+      </w:r>
+      <w:proofErr w:type="gramEnd"/>
+      <w:r>
+        <w:rPr>
+          <w:rFonts w:ascii="Preeti" w:hAnsi="Preeti"/>
+          <w:bCs/>
+          <w:lang w:eastAsia="zh-CN" w:bidi="hi-IN"/>
+        </w:rPr>
+        <w:t xml:space="preserve">     </w:t>
       </w:r>
       <w:proofErr w:type="spellStart"/>
       <w:r>
@@ -682,6 +810,7 @@
         </w:rPr>
         <w:t xml:space="preserve"> </w:t>
       </w:r>
+      <w:proofErr w:type="gramStart"/>
       <w:r>
         <w:rPr>
           <w:rFonts w:ascii="Preeti" w:hAnsi="Preeti" w:cs="Times New Roman"/>
@@ -704,6 +833,7 @@
         <w:t>kfnL</w:t>
       </w:r>
       <w:proofErr w:type="spellEnd"/>
+      <w:proofErr w:type="gramEnd"/>
     </w:p>
     <w:tbl>
       <w:tblPr>
@@ -753,6 +883,7 @@
               </w:rPr>
             </w:pPr>
             <w:proofErr w:type="spellStart"/>
+            <w:proofErr w:type="gramStart"/>
             <w:r>
               <w:rPr>
                 <w:rFonts w:ascii="Preeti" w:hAnsi="Preeti"/>
@@ -782,7 +913,18 @@
                 <w:sz w:val="40"/>
                 <w:szCs w:val="40"/>
               </w:rPr>
-              <w:t xml:space="preserve">: </w:t>
+              <w:t>:</w:t>
+            </w:r>
+            <w:proofErr w:type="gramEnd"/>
+            <w:r>
+              <w:rPr>
+                <w:rFonts w:ascii="Times New Roman" w:hAnsi="Times New Roman"/>
+                <w:b/>
+                <w:bCs/>
+                <w:sz w:val="40"/>
+                <w:szCs w:val="40"/>
+              </w:rPr>
+              <w:t xml:space="preserve"> </w:t>
             </w:r>
             <w:r>
               <w:rPr>
@@ -792,7 +934,40 @@
                 <w:sz w:val="40"/>
                 <w:szCs w:val="40"/>
               </w:rPr>
-              <w:t>====================================================/f]n g+=============;]</w:t>
+              <w:t>====================================================/</w:t>
+            </w:r>
+            <w:proofErr w:type="gramStart"/>
+            <w:r>
+              <w:rPr>
+                <w:rFonts w:ascii="Preeti" w:hAnsi="Preeti"/>
+                <w:b/>
+                <w:bCs/>
+                <w:sz w:val="40"/>
+                <w:szCs w:val="40"/>
+              </w:rPr>
+              <w:t>f]n</w:t>
+            </w:r>
+            <w:proofErr w:type="gramEnd"/>
+            <w:r>
+              <w:rPr>
+                <w:rFonts w:ascii="Preeti" w:hAnsi="Preeti"/>
+                <w:b/>
+                <w:bCs/>
+                <w:sz w:val="40"/>
+                <w:szCs w:val="40"/>
+              </w:rPr>
+              <w:t xml:space="preserve"> g+=============</w:t>
+            </w:r>
+            <w:proofErr w:type="gramStart"/>
+            <w:r>
+              <w:rPr>
+                <w:rFonts w:ascii="Preeti" w:hAnsi="Preeti"/>
+                <w:b/>
+                <w:bCs/>
+                <w:sz w:val="40"/>
+                <w:szCs w:val="40"/>
+              </w:rPr>
+              <w:t>;]</w:t>
             </w:r>
             <w:proofErr w:type="spellStart"/>
             <w:r>
@@ -803,7 +978,18 @@
                 <w:sz w:val="40"/>
                 <w:szCs w:val="40"/>
               </w:rPr>
-              <w:t>S;g</w:t>
+              <w:t>S</w:t>
+            </w:r>
+            <w:proofErr w:type="gramEnd"/>
+            <w:r>
+              <w:rPr>
+                <w:rFonts w:ascii="Preeti" w:hAnsi="Preeti"/>
+                <w:b/>
+                <w:bCs/>
+                <w:sz w:val="40"/>
+                <w:szCs w:val="40"/>
+              </w:rPr>
+              <w:t>;g</w:t>
             </w:r>
             <w:proofErr w:type="spellEnd"/>
             <w:r>
@@ -814,7 +1000,18 @@
                 <w:sz w:val="40"/>
                 <w:szCs w:val="40"/>
               </w:rPr>
-              <w:t xml:space="preserve"> M</w:t>
+              <w:t xml:space="preserve"> </w:t>
+            </w:r>
+            <w:proofErr w:type="gramStart"/>
+            <w:r>
+              <w:rPr>
+                <w:rFonts w:ascii="Preeti" w:hAnsi="Preeti"/>
+                <w:b/>
+                <w:bCs/>
+                <w:sz w:val="40"/>
+                <w:szCs w:val="40"/>
+              </w:rPr>
+              <w:t>M</w:t>
             </w:r>
             <w:r>
               <w:rPr>
@@ -834,7 +1031,18 @@
                 <w:sz w:val="40"/>
                 <w:szCs w:val="40"/>
               </w:rPr>
-              <w:t>================</w:t>
+              <w:t>=</w:t>
+            </w:r>
+            <w:proofErr w:type="gramEnd"/>
+            <w:r>
+              <w:rPr>
+                <w:rFonts w:ascii="Preeti" w:hAnsi="Preeti"/>
+                <w:b/>
+                <w:bCs/>
+                <w:sz w:val="40"/>
+                <w:szCs w:val="40"/>
+              </w:rPr>
+              <w:t>===============</w:t>
             </w:r>
             <w:r>
               <w:rPr>
@@ -1001,7 +1209,18 @@
                 <w:sz w:val="36"/>
                 <w:szCs w:val="36"/>
               </w:rPr>
-              <w:t>k|fKtf</w:t>
+              <w:t>k|</w:t>
+            </w:r>
+            <w:proofErr w:type="gramStart"/>
+            <w:r>
+              <w:rPr>
+                <w:rFonts w:ascii="Preeti" w:hAnsi="Preeti"/>
+                <w:b/>
+                <w:bCs/>
+                <w:sz w:val="36"/>
+                <w:szCs w:val="36"/>
+              </w:rPr>
+              <w:t>fKtf</w:t>
             </w:r>
             <w:r>
               <w:rPr>
@@ -1032,6 +1251,7 @@
               </w:rPr>
               <w:t>:</w:t>
             </w:r>
+            <w:proofErr w:type="gramEnd"/>
           </w:p>
           <w:p>
             <w:pPr>
@@ -1078,6 +1298,7 @@
               <w:t>LIfssf</w:t>
             </w:r>
             <w:proofErr w:type="spellEnd"/>
+            <w:proofErr w:type="gramStart"/>
             <w:r>
               <w:rPr>
                 <w:rFonts w:ascii="Preeti" w:hAnsi="Preeti"/>
@@ -1100,6 +1321,7 @@
               <w:t>xL</w:t>
             </w:r>
             <w:proofErr w:type="spellEnd"/>
+            <w:proofErr w:type="gramEnd"/>
             <w:r>
               <w:rPr>
                 <w:rFonts w:ascii="Times New Roman" w:hAnsi="Times New Roman"/>
@@ -1132,6 +1354,7 @@
               <w:t>LIfssf</w:t>
             </w:r>
             <w:proofErr w:type="spellEnd"/>
+            <w:proofErr w:type="gramStart"/>
             <w:r>
               <w:rPr>
                 <w:rFonts w:ascii="Preeti" w:hAnsi="Preeti"/>
@@ -1154,6 +1377,7 @@
               <w:t>xL</w:t>
             </w:r>
             <w:proofErr w:type="spellEnd"/>
+            <w:proofErr w:type="gramEnd"/>
             <w:r>
               <w:rPr>
                 <w:rFonts w:ascii="Times New Roman" w:hAnsi="Times New Roman"/>
@@ -1168,7 +1392,7 @@
         </w:tc>
       </w:tr>
     </w:tbl>
-    <w:bookmarkEnd w:id="3"/>
+    <w:bookmarkEnd w:id="2"/>
     <w:p>
       <w:pPr>
         <w:rPr>
@@ -1179,6 +1403,7 @@
           <w:szCs w:val="40"/>
         </w:rPr>
       </w:pPr>
+      <w:proofErr w:type="gramStart"/>
       <w:r>
         <w:rPr>
           <w:rFonts w:ascii="Preeti" w:hAnsi="Preeti"/>
@@ -1199,6 +1424,7 @@
         </w:rPr>
         <w:t>=</w:t>
       </w:r>
+      <w:proofErr w:type="gramEnd"/>
       <w:r>
         <w:rPr>
           <w:rFonts w:ascii="Preeti" w:hAnsi="Preeti"/>
@@ -1251,7 +1477,29 @@
           <w:sz w:val="40"/>
           <w:szCs w:val="40"/>
         </w:rPr>
-        <w:t xml:space="preserve">/n] ag]sf] </w:t>
+        <w:t xml:space="preserve">/n] </w:t>
+      </w:r>
+      <w:proofErr w:type="gramStart"/>
+      <w:r>
+        <w:rPr>
+          <w:rFonts w:ascii="Preeti" w:hAnsi="Preeti"/>
+          <w:b/>
+          <w:bCs/>
+          <w:sz w:val="40"/>
+          <w:szCs w:val="40"/>
+        </w:rPr>
+        <w:t>ag]sf</w:t>
+      </w:r>
+      <w:proofErr w:type="gramEnd"/>
+      <w:r>
+        <w:rPr>
+          <w:rFonts w:ascii="Preeti" w:hAnsi="Preeti"/>
+          <w:b/>
+          <w:bCs/>
+          <w:sz w:val="40"/>
+          <w:szCs w:val="40"/>
+        </w:rPr>
+        <w:t xml:space="preserve">] </w:t>
       </w:r>
       <w:proofErr w:type="spellStart"/>
       <w:r>
@@ -1273,7 +1521,28 @@
           <w:sz w:val="40"/>
           <w:szCs w:val="40"/>
         </w:rPr>
-        <w:t>? n]</w:t>
+        <w:t>¿</w:t>
+      </w:r>
+      <w:r>
+        <w:rPr>
+          <w:rFonts w:ascii="Preeti" w:hAnsi="Preeti"/>
+          <w:b/>
+          <w:bCs/>
+          <w:sz w:val="40"/>
+          <w:szCs w:val="40"/>
+        </w:rPr>
+        <w:t xml:space="preserve"> </w:t>
+      </w:r>
+      <w:proofErr w:type="gramStart"/>
+      <w:r>
+        <w:rPr>
+          <w:rFonts w:ascii="Preeti" w:hAnsi="Preeti"/>
+          <w:b/>
+          <w:bCs/>
+          <w:sz w:val="40"/>
+          <w:szCs w:val="40"/>
+        </w:rPr>
+        <w:t>n]</w:t>
       </w:r>
       <w:proofErr w:type="spellStart"/>
       <w:r>
@@ -1305,7 +1574,18 @@
           <w:sz w:val="40"/>
           <w:szCs w:val="40"/>
         </w:rPr>
-        <w:t xml:space="preserve">\ .      </w:t>
+        <w:t>\</w:t>
+      </w:r>
+      <w:proofErr w:type="gramEnd"/>
+      <w:r>
+        <w:rPr>
+          <w:rFonts w:ascii="Preeti" w:hAnsi="Preeti" w:cs="Times New Roman"/>
+          <w:b/>
+          <w:bCs/>
+          <w:sz w:val="40"/>
+          <w:szCs w:val="40"/>
+        </w:rPr>
+        <w:t xml:space="preserve"> .     </w:t>
       </w:r>
       <w:r>
         <w:rPr>
@@ -1674,7 +1954,29 @@
           <w:sz w:val="40"/>
           <w:szCs w:val="40"/>
         </w:rPr>
-        <w:t xml:space="preserve"> 7fFp e/L cg'R5]b k</w:t>
+        <w:t xml:space="preserve"> 7fFp e/L cg'R</w:t>
+      </w:r>
+      <w:proofErr w:type="gramStart"/>
+      <w:r>
+        <w:rPr>
+          <w:rFonts w:ascii="Preeti" w:hAnsi="Preeti" w:cs="Times New Roman"/>
+          <w:b/>
+          <w:bCs/>
+          <w:sz w:val="40"/>
+          <w:szCs w:val="40"/>
+        </w:rPr>
+        <w:t>5]b</w:t>
+      </w:r>
+      <w:proofErr w:type="gramEnd"/>
+      <w:r>
+        <w:rPr>
+          <w:rFonts w:ascii="Preeti" w:hAnsi="Preeti" w:cs="Times New Roman"/>
+          <w:b/>
+          <w:bCs/>
+          <w:sz w:val="40"/>
+          <w:szCs w:val="40"/>
+        </w:rPr>
+        <w:t xml:space="preserve"> k</w:t>
       </w:r>
       <w:r>
         <w:rPr>
@@ -1694,7 +1996,41 @@
           <w:sz w:val="40"/>
           <w:szCs w:val="40"/>
         </w:rPr>
-        <w:t>/f ug'{xf];\ .</w:t>
+        <w:t>/f ug'{</w:t>
+      </w:r>
+      <w:proofErr w:type="spellStart"/>
+      <w:r>
+        <w:rPr>
+          <w:rFonts w:ascii="Preeti" w:hAnsi="Preeti" w:cs="Times New Roman"/>
+          <w:b/>
+          <w:bCs/>
+          <w:sz w:val="40"/>
+          <w:szCs w:val="40"/>
+        </w:rPr>
+        <w:t>xf</w:t>
+      </w:r>
+      <w:proofErr w:type="spellEnd"/>
+      <w:proofErr w:type="gramStart"/>
+      <w:r>
+        <w:rPr>
+          <w:rFonts w:ascii="Preeti" w:hAnsi="Preeti" w:cs="Times New Roman"/>
+          <w:b/>
+          <w:bCs/>
+          <w:sz w:val="40"/>
+          <w:szCs w:val="40"/>
+        </w:rPr>
+        <w:t>];\</w:t>
+      </w:r>
+      <w:proofErr w:type="gramEnd"/>
+      <w:r>
+        <w:rPr>
+          <w:rFonts w:ascii="Preeti" w:hAnsi="Preeti" w:cs="Times New Roman"/>
+          <w:b/>
+          <w:bCs/>
+          <w:sz w:val="40"/>
+          <w:szCs w:val="40"/>
+        </w:rPr>
+        <w:t xml:space="preserve"> .</w:t>
       </w:r>
       <w:r>
         <w:rPr>
@@ -1970,13 +2306,23 @@
         <w:t>xf</w:t>
       </w:r>
       <w:proofErr w:type="spellEnd"/>
-      <w:r>
-        <w:rPr>
-          <w:rFonts w:ascii="Preeti" w:hAnsi="Preeti" w:cs="Times New Roman"/>
-          <w:sz w:val="40"/>
-          <w:szCs w:val="40"/>
-        </w:rPr>
-        <w:t xml:space="preserve">] . d </w:t>
+      <w:proofErr w:type="gramStart"/>
+      <w:r>
+        <w:rPr>
+          <w:rFonts w:ascii="Preeti" w:hAnsi="Preeti" w:cs="Times New Roman"/>
+          <w:sz w:val="40"/>
+          <w:szCs w:val="40"/>
+        </w:rPr>
+        <w:t>] .</w:t>
+      </w:r>
+      <w:proofErr w:type="gramEnd"/>
+      <w:r>
+        <w:rPr>
+          <w:rFonts w:ascii="Preeti" w:hAnsi="Preeti" w:cs="Times New Roman"/>
+          <w:sz w:val="40"/>
+          <w:szCs w:val="40"/>
+        </w:rPr>
+        <w:t xml:space="preserve"> d </w:t>
       </w:r>
     </w:p>
     <w:p>
@@ -1987,41 +2333,6 @@
           <w:szCs w:val="40"/>
         </w:rPr>
       </w:pPr>
-      <w:proofErr w:type="spellStart"/>
-      <w:r>
-        <w:rPr>
-          <w:rFonts w:ascii="Preeti" w:hAnsi="Preeti" w:cs="Times New Roman"/>
-          <w:sz w:val="40"/>
-          <w:szCs w:val="40"/>
-        </w:rPr>
-        <w:t>jif</w:t>
-      </w:r>
-      <w:proofErr w:type="spellEnd"/>
-      <w:r>
-        <w:rPr>
-          <w:rFonts w:ascii="Preeti" w:hAnsi="Preeti" w:cs="Times New Roman"/>
-          <w:sz w:val="40"/>
-          <w:szCs w:val="40"/>
-        </w:rPr>
-        <w:t>{</w:t>
-      </w:r>
-      <w:proofErr w:type="spellStart"/>
-      <w:r>
-        <w:rPr>
-          <w:rFonts w:ascii="Preeti" w:hAnsi="Preeti" w:cs="Times New Roman"/>
-          <w:sz w:val="40"/>
-          <w:szCs w:val="40"/>
-        </w:rPr>
-        <w:t>s</w:t>
-      </w:r>
-      <w:r>
-        <w:rPr>
-          <w:rFonts w:ascii="Preeti" w:hAnsi="Preeti" w:cs="Times New Roman"/>
-          <w:sz w:val="40"/>
-          <w:szCs w:val="40"/>
-        </w:rPr>
-        <w:t>L÷</w:t>
-      </w:r>
       <w:r>
         <w:rPr>
           <w:rFonts w:ascii="Preeti" w:hAnsi="Preeti" w:cs="Times New Roman"/>
@@ -2032,13 +2343,223 @@
         <mc:AlternateContent>
           <mc:Choice Requires="wps">
             <w:drawing>
-              <wp:anchor distT="0" distB="0" distL="114300" distR="114300" simplePos="0" relativeHeight="251665408" behindDoc="0" locked="0" layoutInCell="1" allowOverlap="1" wp14:anchorId="5F52727E" wp14:editId="78FF2E27">
+              <wp:anchor distT="0" distB="0" distL="114300" distR="114300" simplePos="0" relativeHeight="251664384" behindDoc="0" locked="0" layoutInCell="1" allowOverlap="1" wp14:anchorId="709A7AF6" wp14:editId="78CC791C">
                 <wp:simplePos x="0" y="0"/>
                 <wp:positionH relativeFrom="column">
-                  <wp:posOffset>850900</wp:posOffset>
+                  <wp:posOffset>1790700</wp:posOffset>
                 </wp:positionH>
                 <wp:positionV relativeFrom="paragraph">
-                  <wp:posOffset>337820</wp:posOffset>
+                  <wp:posOffset>52070</wp:posOffset>
+                </wp:positionV>
+                <wp:extent cx="2603500" cy="0"/>
+                <wp:effectExtent l="0" t="0" r="0" b="0"/>
+                <wp:wrapNone/>
+                <wp:docPr id="629134069" name="Straight Connector 4"/>
+                <wp:cNvGraphicFramePr/>
+                <a:graphic xmlns:a="http://schemas.openxmlformats.org/drawingml/2006/main">
+                  <a:graphicData uri="http://schemas.microsoft.com/office/word/2010/wordprocessingShape">
+                    <wps:wsp>
+                      <wps:cNvCnPr/>
+                      <wps:spPr>
+                        <a:xfrm>
+                          <a:off x="0" y="0"/>
+                          <a:ext cx="2603500" cy="0"/>
+                        </a:xfrm>
+                        <a:prstGeom prst="line">
+                          <a:avLst/>
+                        </a:prstGeom>
+                      </wps:spPr>
+                      <wps:style>
+                        <a:lnRef idx="2">
+                          <a:schemeClr val="dk1"/>
+                        </a:lnRef>
+                        <a:fillRef idx="0">
+                          <a:schemeClr val="dk1"/>
+                        </a:fillRef>
+                        <a:effectRef idx="1">
+                          <a:schemeClr val="dk1"/>
+                        </a:effectRef>
+                        <a:fontRef idx="minor">
+                          <a:schemeClr val="tx1"/>
+                        </a:fontRef>
+                      </wps:style>
+                      <wps:bodyPr/>
+                    </wps:wsp>
+                  </a:graphicData>
+                </a:graphic>
+              </wp:anchor>
+            </w:drawing>
+          </mc:Choice>
+          <mc:Fallback>
+            <w:pict>
+              <v:line w14:anchorId="029DFB3B" id="Straight Connector 4" o:spid="_x0000_s1026" style="position:absolute;z-index:251664384;visibility:visible;mso-wrap-style:square;mso-wrap-distance-left:9pt;mso-wrap-distance-top:0;mso-wrap-distance-right:9pt;mso-wrap-distance-bottom:0;mso-position-horizontal:absolute;mso-position-horizontal-relative:text;mso-position-vertical:absolute;mso-position-vertical-relative:text" from="141pt,4.1pt" to="346pt,4.1pt" o:gfxdata="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" strokecolor="black [3200]" strokeweight="1.5pt">
+                <v:stroke joinstyle="miter"/>
+              </v:line>
+            </w:pict>
+          </mc:Fallback>
+        </mc:AlternateContent>
+      </w:r>
+      <w:proofErr w:type="spellStart"/>
+      <w:r>
+        <w:rPr>
+          <w:rFonts w:ascii="Preeti" w:hAnsi="Preeti" w:cs="Times New Roman"/>
+          <w:sz w:val="40"/>
+          <w:szCs w:val="40"/>
+        </w:rPr>
+        <w:t>jif</w:t>
+      </w:r>
+      <w:proofErr w:type="spellEnd"/>
+      <w:r>
+        <w:rPr>
+          <w:rFonts w:ascii="Preeti" w:hAnsi="Preeti" w:cs="Times New Roman"/>
+          <w:sz w:val="40"/>
+          <w:szCs w:val="40"/>
+        </w:rPr>
+        <w:t>{</w:t>
+      </w:r>
+      <w:proofErr w:type="spellStart"/>
+      <w:r>
+        <w:rPr>
+          <w:rFonts w:ascii="Preeti" w:hAnsi="Preeti" w:cs="Times New Roman"/>
+          <w:sz w:val="40"/>
+          <w:szCs w:val="40"/>
+        </w:rPr>
+        <w:t>sL÷</w:t>
+      </w:r>
+      <w:r>
+        <w:rPr>
+          <w:rFonts w:ascii="Preeti" w:hAnsi="Preeti" w:cs="Times New Roman"/>
+          <w:sz w:val="40"/>
+          <w:szCs w:val="40"/>
+        </w:rPr>
+        <w:t>jif</w:t>
+      </w:r>
+      <w:proofErr w:type="spellEnd"/>
+      <w:r>
+        <w:rPr>
+          <w:rFonts w:ascii="Preeti" w:hAnsi="Preeti" w:cs="Times New Roman"/>
+          <w:sz w:val="40"/>
+          <w:szCs w:val="40"/>
+        </w:rPr>
+        <w:t xml:space="preserve">{sf] </w:t>
+      </w:r>
+      <w:proofErr w:type="gramStart"/>
+      <w:r>
+        <w:rPr>
+          <w:rFonts w:ascii="Preeti" w:hAnsi="Preeti" w:cs="Times New Roman"/>
+          <w:sz w:val="40"/>
+          <w:szCs w:val="40"/>
+        </w:rPr>
+        <w:t>ePF .</w:t>
+      </w:r>
+      <w:proofErr w:type="gramEnd"/>
+      <w:r>
+        <w:rPr>
+          <w:rFonts w:ascii="Preeti" w:hAnsi="Preeti" w:cs="Times New Roman"/>
+          <w:sz w:val="40"/>
+          <w:szCs w:val="40"/>
+        </w:rPr>
+        <w:t xml:space="preserve"> d                                 </w:t>
+      </w:r>
+      <w:proofErr w:type="spellStart"/>
+      <w:r>
+        <w:rPr>
+          <w:rFonts w:ascii="Preeti" w:hAnsi="Preeti" w:cs="Times New Roman"/>
+          <w:sz w:val="40"/>
+          <w:szCs w:val="40"/>
+        </w:rPr>
+        <w:t>sIffdf</w:t>
+      </w:r>
+      <w:proofErr w:type="spellEnd"/>
+      <w:r>
+        <w:rPr>
+          <w:rFonts w:ascii="Preeti" w:hAnsi="Preeti" w:cs="Times New Roman"/>
+          <w:sz w:val="40"/>
+          <w:szCs w:val="40"/>
+        </w:rPr>
+        <w:t xml:space="preserve"> k9\5</w:t>
+      </w:r>
+      <w:proofErr w:type="gramStart"/>
+      <w:r>
+        <w:rPr>
+          <w:rFonts w:ascii="Preeti" w:hAnsi="Preeti" w:cs="Times New Roman"/>
+          <w:sz w:val="40"/>
+          <w:szCs w:val="40"/>
+        </w:rPr>
+        <w:t>' .</w:t>
+      </w:r>
+      <w:proofErr w:type="gramEnd"/>
+      <w:r>
+        <w:rPr>
+          <w:rFonts w:ascii="Preeti" w:hAnsi="Preeti" w:cs="Times New Roman"/>
+          <w:sz w:val="40"/>
+          <w:szCs w:val="40"/>
+        </w:rPr>
+        <w:t xml:space="preserve"> d]/f] </w:t>
+      </w:r>
+      <w:proofErr w:type="spellStart"/>
+      <w:proofErr w:type="gramStart"/>
+      <w:r>
+        <w:rPr>
+          <w:rFonts w:ascii="Preeti" w:hAnsi="Preeti" w:cs="Times New Roman"/>
+          <w:sz w:val="40"/>
+          <w:szCs w:val="40"/>
+        </w:rPr>
+        <w:t>dgkg</w:t>
+      </w:r>
+      <w:proofErr w:type="spellEnd"/>
+      <w:r>
+        <w:rPr>
+          <w:rFonts w:ascii="Preeti" w:hAnsi="Preeti" w:cs="Times New Roman"/>
+          <w:sz w:val="40"/>
+          <w:szCs w:val="40"/>
+        </w:rPr>
+        <w:t>]{</w:t>
+      </w:r>
+      <w:proofErr w:type="gramEnd"/>
+      <w:r>
+        <w:rPr>
+          <w:rFonts w:ascii="Preeti" w:hAnsi="Preeti" w:cs="Times New Roman"/>
+          <w:sz w:val="40"/>
+          <w:szCs w:val="40"/>
+        </w:rPr>
+        <w:t xml:space="preserve"> /ª                    </w:t>
+      </w:r>
+      <w:r>
+        <w:rPr>
+          <w:rFonts w:ascii="Preeti" w:hAnsi="Preeti" w:cs="Times New Roman"/>
+          <w:sz w:val="40"/>
+          <w:szCs w:val="40"/>
+        </w:rPr>
+        <w:t xml:space="preserve"> </w:t>
+      </w:r>
+    </w:p>
+    <w:p>
+      <w:pPr>
+        <w:ind w:left="2880" w:firstLine="720"/>
+        <w:rPr>
+          <w:rFonts w:ascii="Preeti" w:hAnsi="Preeti" w:cs="Times New Roman"/>
+          <w:sz w:val="40"/>
+          <w:szCs w:val="40"/>
+        </w:rPr>
+      </w:pPr>
+      <w:r>
+        <w:rPr>
+          <w:rFonts w:ascii="Preeti" w:hAnsi="Preeti" w:cs="Times New Roman"/>
+          <w:noProof/>
+          <w:sz w:val="40"/>
+          <w:szCs w:val="40"/>
+        </w:rPr>
+        <mc:AlternateContent>
+          <mc:Choice Requires="wps">
+            <w:drawing>
+              <wp:anchor distT="0" distB="0" distL="114300" distR="114300" simplePos="0" relativeHeight="251665408" behindDoc="0" locked="0" layoutInCell="1" allowOverlap="1" wp14:anchorId="5F52727E" wp14:editId="28DC9FFE">
+                <wp:simplePos x="0" y="0"/>
+                <wp:positionH relativeFrom="column">
+                  <wp:posOffset>478761</wp:posOffset>
+                </wp:positionH>
+                <wp:positionV relativeFrom="paragraph">
+                  <wp:posOffset>222944</wp:posOffset>
                 </wp:positionV>
                 <wp:extent cx="1377950" cy="0"/>
                 <wp:effectExtent l="0" t="0" r="0" b="0"/>
@@ -2081,167 +2602,40 @@
           </mc:Choice>
           <mc:Fallback>
             <w:pict>
-              <v:line w14:anchorId="38A58542" id="Straight Connector 5" o:spid="_x0000_s1026" style="position:absolute;z-index:251665408;visibility:visible;mso-wrap-style:square;mso-wrap-distance-left:9pt;mso-wrap-distance-top:0;mso-wrap-distance-right:9pt;mso-wrap-distance-bottom:0;mso-position-horizontal:absolute;mso-position-horizontal-relative:text;mso-position-vertical:absolute;mso-position-vertical-relative:text" from="67pt,26.6pt" to="175.5pt,26.6pt" o:gfxdata="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" strokecolor="black [3200]" strokeweight="1.5pt">
+              <v:line w14:anchorId="1AF58C3C" id="Straight Connector 5" o:spid="_x0000_s1026" style="position:absolute;z-index:251665408;visibility:visible;mso-wrap-style:square;mso-wrap-distance-left:9pt;mso-wrap-distance-top:0;mso-wrap-distance-right:9pt;mso-wrap-distance-bottom:0;mso-position-horizontal:absolute;mso-position-horizontal-relative:text;mso-position-vertical:absolute;mso-position-vertical-relative:text" from="37.7pt,17.55pt" to="146.2pt,17.55pt" o:gfxdata="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" strokecolor="black [3200]" strokeweight="1.5pt">
                 <v:stroke joinstyle="miter"/>
               </v:line>
             </w:pict>
           </mc:Fallback>
         </mc:AlternateContent>
       </w:r>
-      <w:r>
-        <w:rPr>
-          <w:rFonts w:ascii="Preeti" w:hAnsi="Preeti" w:cs="Times New Roman"/>
-          <w:noProof/>
-          <w:sz w:val="40"/>
-          <w:szCs w:val="40"/>
-        </w:rPr>
-        <mc:AlternateContent>
-          <mc:Choice Requires="wps">
-            <w:drawing>
-              <wp:anchor distT="0" distB="0" distL="114300" distR="114300" simplePos="0" relativeHeight="251664384" behindDoc="0" locked="0" layoutInCell="1" allowOverlap="1" wp14:anchorId="709A7AF6" wp14:editId="716C25AD">
-                <wp:simplePos x="0" y="0"/>
-                <wp:positionH relativeFrom="column">
-                  <wp:posOffset>1168400</wp:posOffset>
-                </wp:positionH>
-                <wp:positionV relativeFrom="paragraph">
-                  <wp:posOffset>20320</wp:posOffset>
-                </wp:positionV>
-                <wp:extent cx="2603500" cy="0"/>
-                <wp:effectExtent l="0" t="0" r="0" b="0"/>
-                <wp:wrapNone/>
-                <wp:docPr id="629134069" name="Straight Connector 4"/>
-                <wp:cNvGraphicFramePr/>
-                <a:graphic xmlns:a="http://schemas.openxmlformats.org/drawingml/2006/main">
-                  <a:graphicData uri="http://schemas.microsoft.com/office/word/2010/wordprocessingShape">
-                    <wps:wsp>
-                      <wps:cNvCnPr/>
-                      <wps:spPr>
-                        <a:xfrm>
-                          <a:off x="0" y="0"/>
-                          <a:ext cx="2603500" cy="0"/>
-                        </a:xfrm>
-                        <a:prstGeom prst="line">
-                          <a:avLst/>
-                        </a:prstGeom>
-                      </wps:spPr>
-                      <wps:style>
-                        <a:lnRef idx="2">
-                          <a:schemeClr val="dk1"/>
-                        </a:lnRef>
-                        <a:fillRef idx="0">
-                          <a:schemeClr val="dk1"/>
-                        </a:fillRef>
-                        <a:effectRef idx="1">
-                          <a:schemeClr val="dk1"/>
-                        </a:effectRef>
-                        <a:fontRef idx="minor">
-                          <a:schemeClr val="tx1"/>
-                        </a:fontRef>
-                      </wps:style>
-                      <wps:bodyPr/>
-                    </wps:wsp>
-                  </a:graphicData>
-                </a:graphic>
-              </wp:anchor>
-            </w:drawing>
-          </mc:Choice>
-          <mc:Fallback>
-            <w:pict>
-              <v:line w14:anchorId="79BC377C" id="Straight Connector 4" o:spid="_x0000_s1026" style="position:absolute;z-index:251664384;visibility:visible;mso-wrap-style:square;mso-wrap-distance-left:9pt;mso-wrap-distance-top:0;mso-wrap-distance-right:9pt;mso-wrap-distance-bottom:0;mso-position-horizontal:absolute;mso-position-horizontal-relative:text;mso-position-vertical:absolute;mso-position-vertical-relative:text" from="92pt,1.6pt" to="297pt,1.6pt" o:gfxdata="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" strokecolor="black [3200]" strokeweight="1.5pt">
-                <v:stroke joinstyle="miter"/>
-              </v:line>
-            </w:pict>
-          </mc:Fallback>
-        </mc:AlternateContent>
-      </w:r>
-      <w:r>
-        <w:rPr>
-          <w:rFonts w:ascii="Preeti" w:hAnsi="Preeti" w:cs="Times New Roman"/>
-          <w:sz w:val="40"/>
-          <w:szCs w:val="40"/>
-        </w:rPr>
-        <w:t>jif</w:t>
+      <w:proofErr w:type="spellStart"/>
+      <w:r>
+        <w:rPr>
+          <w:rFonts w:ascii="Preeti" w:hAnsi="Preeti" w:cs="Times New Roman"/>
+          <w:sz w:val="40"/>
+          <w:szCs w:val="40"/>
+        </w:rPr>
+        <w:t>xf</w:t>
       </w:r>
       <w:proofErr w:type="spellEnd"/>
-      <w:r>
-        <w:rPr>
-          <w:rFonts w:ascii="Preeti" w:hAnsi="Preeti" w:cs="Times New Roman"/>
-          <w:sz w:val="40"/>
-          <w:szCs w:val="40"/>
-        </w:rPr>
-        <w:t xml:space="preserve">{sf] </w:t>
-      </w:r>
-      <w:proofErr w:type="spellStart"/>
-      <w:r>
-        <w:rPr>
-          <w:rFonts w:ascii="Preeti" w:hAnsi="Preeti" w:cs="Times New Roman"/>
-          <w:sz w:val="40"/>
-          <w:szCs w:val="40"/>
-        </w:rPr>
-        <w:t>ePF</w:t>
-      </w:r>
-      <w:proofErr w:type="spellEnd"/>
-      <w:r>
-        <w:rPr>
-          <w:rFonts w:ascii="Preeti" w:hAnsi="Preeti" w:cs="Times New Roman"/>
-          <w:sz w:val="40"/>
-          <w:szCs w:val="40"/>
-        </w:rPr>
-        <w:t xml:space="preserve"> . d                                 </w:t>
-      </w:r>
-      <w:proofErr w:type="spellStart"/>
-      <w:r>
-        <w:rPr>
-          <w:rFonts w:ascii="Preeti" w:hAnsi="Preeti" w:cs="Times New Roman"/>
-          <w:sz w:val="40"/>
-          <w:szCs w:val="40"/>
-        </w:rPr>
-        <w:t>sIffdf</w:t>
-      </w:r>
-      <w:proofErr w:type="spellEnd"/>
-      <w:r>
-        <w:rPr>
-          <w:rFonts w:ascii="Preeti" w:hAnsi="Preeti" w:cs="Times New Roman"/>
-          <w:sz w:val="40"/>
-          <w:szCs w:val="40"/>
-        </w:rPr>
-        <w:t xml:space="preserve"> k9\5' . d]/f] </w:t>
-      </w:r>
-      <w:proofErr w:type="spellStart"/>
-      <w:r>
-        <w:rPr>
-          <w:rFonts w:ascii="Preeti" w:hAnsi="Preeti" w:cs="Times New Roman"/>
-          <w:sz w:val="40"/>
-          <w:szCs w:val="40"/>
-        </w:rPr>
-        <w:t>dgkg</w:t>
-      </w:r>
-      <w:proofErr w:type="spellEnd"/>
-      <w:r>
-        <w:rPr>
-          <w:rFonts w:ascii="Preeti" w:hAnsi="Preeti" w:cs="Times New Roman"/>
-          <w:sz w:val="40"/>
-          <w:szCs w:val="40"/>
-        </w:rPr>
-        <w:t xml:space="preserve">]{ /ª                    </w:t>
-      </w:r>
-      <w:proofErr w:type="spellStart"/>
-      <w:r>
-        <w:rPr>
-          <w:rFonts w:ascii="Preeti" w:hAnsi="Preeti" w:cs="Times New Roman"/>
-          <w:sz w:val="40"/>
-          <w:szCs w:val="40"/>
-        </w:rPr>
-        <w:t>xf</w:t>
-      </w:r>
-      <w:proofErr w:type="spellEnd"/>
-      <w:r>
-        <w:rPr>
-          <w:rFonts w:ascii="Preeti" w:hAnsi="Preeti" w:cs="Times New Roman"/>
-          <w:sz w:val="40"/>
-          <w:szCs w:val="40"/>
-        </w:rPr>
-        <w:t xml:space="preserve">] .            </w:t>
+      <w:proofErr w:type="gramStart"/>
+      <w:r>
+        <w:rPr>
+          <w:rFonts w:ascii="Preeti" w:hAnsi="Preeti" w:cs="Times New Roman"/>
+          <w:sz w:val="40"/>
+          <w:szCs w:val="40"/>
+        </w:rPr>
+        <w:t>] .</w:t>
+      </w:r>
+      <w:proofErr w:type="gramEnd"/>
+      <w:r>
+        <w:rPr>
+          <w:rFonts w:ascii="Preeti" w:hAnsi="Preeti" w:cs="Times New Roman"/>
+          <w:sz w:val="40"/>
+          <w:szCs w:val="40"/>
+        </w:rPr>
+        <w:t xml:space="preserve">            </w:t>
       </w:r>
     </w:p>
     <w:p>
@@ -2362,15 +2756,27 @@
         <w:t>xf</w:t>
       </w:r>
       <w:proofErr w:type="spellEnd"/>
-      <w:r>
-        <w:rPr>
-          <w:rFonts w:ascii="Preeti" w:hAnsi="Preeti" w:cs="Times New Roman"/>
-          <w:b/>
-          <w:bCs/>
-          <w:sz w:val="40"/>
-          <w:szCs w:val="40"/>
-        </w:rPr>
-        <w:t>];\ .</w:t>
+      <w:proofErr w:type="gramStart"/>
+      <w:r>
+        <w:rPr>
+          <w:rFonts w:ascii="Preeti" w:hAnsi="Preeti" w:cs="Times New Roman"/>
+          <w:b/>
+          <w:bCs/>
+          <w:sz w:val="40"/>
+          <w:szCs w:val="40"/>
+        </w:rPr>
+        <w:t>];\</w:t>
+      </w:r>
+      <w:proofErr w:type="gramEnd"/>
+      <w:r>
+        <w:rPr>
+          <w:rFonts w:ascii="Preeti" w:hAnsi="Preeti" w:cs="Times New Roman"/>
+          <w:b/>
+          <w:bCs/>
+          <w:sz w:val="40"/>
+          <w:szCs w:val="40"/>
+        </w:rPr>
+        <w:t xml:space="preserve"> .</w:t>
       </w:r>
       <w:r>
         <w:rPr>
@@ -2533,8 +2939,8 @@
                             <w:pPr>
                               <w:jc w:val="center"/>
                             </w:pPr>
-                            <w:bookmarkStart w:id="4" w:name="_Hlk224639043"/>
-                            <w:bookmarkEnd w:id="4"/>
+                            <w:bookmarkStart w:id="3" w:name="_Hlk224639043"/>
+                            <w:bookmarkEnd w:id="3"/>
                             <w:r>
                               <w:rPr>
                                 <w:noProof/>
@@ -2627,7 +3033,7 @@
                                     <pic:cNvPicPr/>
                                   </pic:nvPicPr>
                                   <pic:blipFill>
-                                    <a:blip r:embed="rId6">
+                                    <a:blip r:embed="rId7">
                                       <a:extLst>
                                         <a:ext uri="{28A0092B-C50C-407E-A947-70E740481C1C}">
                                           <a14:useLocalDpi xmlns:a14="http://schemas.microsoft.com/office/drawing/2010/main" val="0"/>
@@ -2742,7 +3148,7 @@
                                           <pic:cNvPicPr/>
                                         </pic:nvPicPr>
                                         <pic:blipFill>
-                                          <a:blip r:embed="rId7">
+                                          <a:blip r:embed="rId8">
                                             <a:extLst>
                                               <a:ext uri="{28A0092B-C50C-407E-A947-70E740481C1C}">
                                                 <a14:useLocalDpi xmlns:a14="http://schemas.microsoft.com/office/drawing/2010/main" val="0"/>
@@ -2812,7 +3218,7 @@
                                     <pic:cNvPicPr/>
                                   </pic:nvPicPr>
                                   <pic:blipFill>
-                                    <a:blip r:embed="rId7">
+                                    <a:blip r:embed="rId9">
                                       <a:extLst>
                                         <a:ext uri="{28A0092B-C50C-407E-A947-70E740481C1C}">
                                           <a14:useLocalDpi xmlns:a14="http://schemas.microsoft.com/office/drawing/2010/main" val="0"/>
@@ -2927,7 +3333,7 @@
                                           <pic:cNvPicPr/>
                                         </pic:nvPicPr>
                                         <pic:blipFill>
-                                          <a:blip r:embed="rId8">
+                                          <a:blip r:embed="rId10">
                                             <a:extLst>
                                               <a:ext uri="{28A0092B-C50C-407E-A947-70E740481C1C}">
                                                 <a14:useLocalDpi xmlns:a14="http://schemas.microsoft.com/office/drawing/2010/main" val="0"/>
@@ -2997,7 +3403,7 @@
                                     <pic:cNvPicPr/>
                                   </pic:nvPicPr>
                                   <pic:blipFill>
-                                    <a:blip r:embed="rId8">
+                                    <a:blip r:embed="rId11">
                                       <a:extLst>
                                         <a:ext uri="{28A0092B-C50C-407E-A947-70E740481C1C}">
                                           <a14:useLocalDpi xmlns:a14="http://schemas.microsoft.com/office/drawing/2010/main" val="0"/>
@@ -3112,11 +3518,11 @@
                                           <pic:cNvPicPr/>
                                         </pic:nvPicPr>
                                         <pic:blipFill rotWithShape="1">
-                                          <a:blip r:embed="rId9">
+                                          <a:blip r:embed="rId12">
                                             <a:extLst>
                                               <a:ext uri="{BEBA8EAE-BF5A-486C-A8C5-ECC9F3942E4B}">
                                                 <a14:imgProps xmlns:a14="http://schemas.microsoft.com/office/drawing/2010/main">
-                                                  <a14:imgLayer r:embed="rId10">
+                                                  <a14:imgLayer r:embed="rId13">
                                                     <a14:imgEffect>
                                                       <a14:sharpenSoften amount="50000"/>
                                                     </a14:imgEffect>
@@ -3203,11 +3609,11 @@
                                     <pic:cNvPicPr/>
                                   </pic:nvPicPr>
                                   <pic:blipFill rotWithShape="1">
-                                    <a:blip r:embed="rId9">
+                                    <a:blip r:embed="rId14">
                                       <a:extLst>
                                         <a:ext uri="{BEBA8EAE-BF5A-486C-A8C5-ECC9F3942E4B}">
                                           <a14:imgProps xmlns:a14="http://schemas.microsoft.com/office/drawing/2010/main">
-                                            <a14:imgLayer r:embed="rId10">
+                                            <a14:imgLayer r:embed="rId15">
                                               <a14:imgEffect>
                                                 <a14:sharpenSoften amount="50000"/>
                                               </a14:imgEffect>
@@ -3378,7 +3784,25 @@
                                 <w:szCs w:val="40"/>
                                 <w:lang w:val="en-US"/>
                               </w:rPr>
-                              <w:t xml:space="preserve"> 6L</w:t>
+                              <w:t xml:space="preserve"> </w:t>
+                            </w:r>
+                            <w:r>
+                              <w:rPr>
+                                <w:rFonts w:ascii="Preeti" w:hAnsi="Preeti"/>
+                                <w:sz w:val="40"/>
+                                <w:szCs w:val="40"/>
+                                <w:lang w:val="en-US"/>
+                              </w:rPr>
+                              <w:t>l</w:t>
+                            </w:r>
+                            <w:r>
+                              <w:rPr>
+                                <w:rFonts w:ascii="Preeti" w:hAnsi="Preeti"/>
+                                <w:sz w:val="40"/>
+                                <w:szCs w:val="40"/>
+                                <w:lang w:val="en-US"/>
+                              </w:rPr>
+                              <w:t>6</w:t>
                             </w:r>
                             <w:r>
                               <w:rPr>
@@ -3407,7 +3831,17 @@
                                 <w:szCs w:val="40"/>
                                 <w:lang w:val="en-US"/>
                               </w:rPr>
-                              <w:t xml:space="preserve"> x]b}{{ 5</w:t>
+                              <w:t xml:space="preserve"> </w:t>
+                            </w:r>
+                            <w:proofErr w:type="gramStart"/>
+                            <w:r>
+                              <w:rPr>
+                                <w:rFonts w:ascii="Preeti" w:hAnsi="Preeti"/>
+                                <w:sz w:val="40"/>
+                                <w:szCs w:val="40"/>
+                                <w:lang w:val="en-US"/>
+                              </w:rPr>
+                              <w:t>x]b}{{ 5</w:t>
                             </w:r>
                             <w:r>
                               <w:rPr>
@@ -3418,6 +3852,7 @@
                               </w:rPr>
                               <w:t>f}F</w:t>
                             </w:r>
+                            <w:proofErr w:type="gramEnd"/>
                             <w:r>
                               <w:rPr>
                                 <w:rFonts w:ascii="Preeti" w:hAnsi="Preeti"/>
@@ -3475,7 +3910,25 @@
                           <w:szCs w:val="40"/>
                           <w:lang w:val="en-US"/>
                         </w:rPr>
-                        <w:t xml:space="preserve"> 6L</w:t>
+                        <w:t xml:space="preserve"> </w:t>
+                      </w:r>
+                      <w:r>
+                        <w:rPr>
+                          <w:rFonts w:ascii="Preeti" w:hAnsi="Preeti"/>
+                          <w:sz w:val="40"/>
+                          <w:szCs w:val="40"/>
+                          <w:lang w:val="en-US"/>
+                        </w:rPr>
+                        <w:t>l</w:t>
+                      </w:r>
+                      <w:r>
+                        <w:rPr>
+                          <w:rFonts w:ascii="Preeti" w:hAnsi="Preeti"/>
+                          <w:sz w:val="40"/>
+                          <w:szCs w:val="40"/>
+                          <w:lang w:val="en-US"/>
+                        </w:rPr>
+                        <w:t>6</w:t>
                       </w:r>
                       <w:r>
                         <w:rPr>
@@ -3504,7 +3957,17 @@
                           <w:szCs w:val="40"/>
                           <w:lang w:val="en-US"/>
                         </w:rPr>
-                        <w:t xml:space="preserve"> x]b}{{ 5</w:t>
+                        <w:t xml:space="preserve"> </w:t>
+                      </w:r>
+                      <w:proofErr w:type="gramStart"/>
+                      <w:r>
+                        <w:rPr>
+                          <w:rFonts w:ascii="Preeti" w:hAnsi="Preeti"/>
+                          <w:sz w:val="40"/>
+                          <w:szCs w:val="40"/>
+                          <w:lang w:val="en-US"/>
+                        </w:rPr>
+                        <w:t>x]b}{{ 5</w:t>
                       </w:r>
                       <w:r>
                         <w:rPr>
@@ -3515,6 +3978,7 @@
                         </w:rPr>
                         <w:t>f}F</w:t>
                       </w:r>
+                      <w:proofErr w:type="gramEnd"/>
                       <w:r>
                         <w:rPr>
                           <w:rFonts w:ascii="Preeti" w:hAnsi="Preeti"/>
@@ -3637,6 +4101,7 @@
                               </w:rPr>
                               <w:t xml:space="preserve"> 5</w:t>
                             </w:r>
+                            <w:proofErr w:type="gramStart"/>
                             <w:r>
                               <w:rPr>
                                 <w:rFonts w:ascii="Preeti" w:hAnsi="Preeti"/>
@@ -3655,6 +4120,7 @@
                               </w:rPr>
                               <w:t xml:space="preserve"> .</w:t>
                             </w:r>
+                            <w:proofErr w:type="gramEnd"/>
                           </w:p>
                         </w:txbxContent>
                       </wps:txbx>
@@ -3692,19 +4158,8 @@
                           <w:szCs w:val="40"/>
                           <w:lang w:val="en-US"/>
                         </w:rPr>
-                        <w:t xml:space="preserve">s]6L </w:t>
+                        <w:t>s]6L gfRb</w:t>
                       </w:r>
-                      <w:proofErr w:type="spellStart"/>
-                      <w:r>
-                        <w:rPr>
-                          <w:rFonts w:ascii="Preeti" w:hAnsi="Preeti"/>
-                          <w:sz w:val="40"/>
-                          <w:szCs w:val="40"/>
-                          <w:lang w:val="en-US"/>
-                        </w:rPr>
-                        <w:t>gfRb</w:t>
-                      </w:r>
-                      <w:proofErr w:type="spellEnd"/>
                       <w:r>
                         <w:rPr>
                           <w:rFonts w:ascii="Preeti" w:hAnsi="Preeti"/>
@@ -3842,7 +4297,7 @@
                                           <pic:cNvPicPr/>
                                         </pic:nvPicPr>
                                         <pic:blipFill rotWithShape="1">
-                                          <a:blip r:embed="rId11">
+                                          <a:blip r:embed="rId16">
                                             <a:extLst>
                                               <a:ext uri="{28A0092B-C50C-407E-A947-70E740481C1C}">
                                                 <a14:useLocalDpi xmlns:a14="http://schemas.microsoft.com/office/drawing/2010/main" val="0"/>
@@ -3921,7 +4376,7 @@
                                     <pic:cNvPicPr/>
                                   </pic:nvPicPr>
                                   <pic:blipFill rotWithShape="1">
-                                    <a:blip r:embed="rId11">
+                                    <a:blip r:embed="rId17">
                                       <a:extLst>
                                         <a:ext uri="{28A0092B-C50C-407E-A947-70E740481C1C}">
                                           <a14:useLocalDpi xmlns:a14="http://schemas.microsoft.com/office/drawing/2010/main" val="0"/>
@@ -4045,7 +4500,7 @@
                                           <pic:cNvPicPr/>
                                         </pic:nvPicPr>
                                         <pic:blipFill rotWithShape="1">
-                                          <a:blip r:embed="rId12">
+                                          <a:blip r:embed="rId18">
                                             <a:extLst>
                                               <a:ext uri="{28A0092B-C50C-407E-A947-70E740481C1C}">
                                                 <a14:useLocalDpi xmlns:a14="http://schemas.microsoft.com/office/drawing/2010/main" val="0"/>
@@ -4124,7 +4579,7 @@
                                     <pic:cNvPicPr/>
                                   </pic:nvPicPr>
                                   <pic:blipFill rotWithShape="1">
-                                    <a:blip r:embed="rId12">
+                                    <a:blip r:embed="rId19">
                                       <a:extLst>
                                         <a:ext uri="{28A0092B-C50C-407E-A947-70E740481C1C}">
                                           <a14:useLocalDpi xmlns:a14="http://schemas.microsoft.com/office/drawing/2010/main" val="0"/>
@@ -4264,7 +4719,27 @@
                                 <w:szCs w:val="40"/>
                                 <w:lang w:val="en-US"/>
                               </w:rPr>
-                              <w:t xml:space="preserve"> p8\bf} 5 .                    </w:t>
+                              <w:t xml:space="preserve"> p8\bf} </w:t>
+                            </w:r>
+                            <w:proofErr w:type="gramStart"/>
+                            <w:r>
+                              <w:rPr>
+                                <w:rFonts w:ascii="Preeti" w:hAnsi="Preeti"/>
+                                <w:sz w:val="40"/>
+                                <w:szCs w:val="40"/>
+                                <w:lang w:val="en-US"/>
+                              </w:rPr>
+                              <w:t>5 .</w:t>
+                            </w:r>
+                            <w:proofErr w:type="gramEnd"/>
+                            <w:r>
+                              <w:rPr>
+                                <w:rFonts w:ascii="Preeti" w:hAnsi="Preeti"/>
+                                <w:sz w:val="40"/>
+                                <w:szCs w:val="40"/>
+                                <w:lang w:val="en-US"/>
+                              </w:rPr>
+                              <w:t xml:space="preserve">                    </w:t>
                             </w:r>
                           </w:p>
                         </w:txbxContent>
@@ -4296,7 +4771,6 @@
                           <w:lang w:val="en-US"/>
                         </w:rPr>
                       </w:pPr>
-                      <w:proofErr w:type="spellStart"/>
                       <w:r>
                         <w:rPr>
                           <w:rFonts w:ascii="Preeti" w:hAnsi="Preeti"/>
@@ -4304,17 +4778,7 @@
                           <w:szCs w:val="40"/>
                           <w:lang w:val="en-US"/>
                         </w:rPr>
-                        <w:t>k'tln</w:t>
-                      </w:r>
-                      <w:proofErr w:type="spellEnd"/>
-                      <w:r>
-                        <w:rPr>
-                          <w:rFonts w:ascii="Preeti" w:hAnsi="Preeti"/>
-                          <w:sz w:val="40"/>
-                          <w:szCs w:val="40"/>
-                          <w:lang w:val="en-US"/>
-                        </w:rPr>
-                        <w:t xml:space="preserve"> p8\bf} 5 .                    </w:t>
+                        <w:t xml:space="preserve">k'tln p8\bf} 5 .                    </w:t>
                       </w:r>
                     </w:p>
                   </w:txbxContent>
@@ -4425,7 +4889,7 @@
                                           <pic:cNvPicPr/>
                                         </pic:nvPicPr>
                                         <pic:blipFill rotWithShape="1">
-                                          <a:blip r:embed="rId13">
+                                          <a:blip r:embed="rId20">
                                             <a:extLst>
                                               <a:ext uri="{28A0092B-C50C-407E-A947-70E740481C1C}">
                                                 <a14:useLocalDpi xmlns:a14="http://schemas.microsoft.com/office/drawing/2010/main" val="0"/>
@@ -4504,7 +4968,7 @@
                                     <pic:cNvPicPr/>
                                   </pic:nvPicPr>
                                   <pic:blipFill rotWithShape="1">
-                                    <a:blip r:embed="rId13">
+                                    <a:blip r:embed="rId21">
                                       <a:extLst>
                                         <a:ext uri="{28A0092B-C50C-407E-A947-70E740481C1C}">
                                           <a14:useLocalDpi xmlns:a14="http://schemas.microsoft.com/office/drawing/2010/main" val="0"/>
@@ -4628,7 +5092,7 @@
                                           <pic:cNvPicPr/>
                                         </pic:nvPicPr>
                                         <pic:blipFill rotWithShape="1">
-                                          <a:blip r:embed="rId11">
+                                          <a:blip r:embed="rId16">
                                             <a:extLst>
                                               <a:ext uri="{28A0092B-C50C-407E-A947-70E740481C1C}">
                                                 <a14:useLocalDpi xmlns:a14="http://schemas.microsoft.com/office/drawing/2010/main" val="0"/>
@@ -4707,7 +5171,7 @@
                                     <pic:cNvPicPr/>
                                   </pic:nvPicPr>
                                   <pic:blipFill rotWithShape="1">
-                                    <a:blip r:embed="rId11">
+                                    <a:blip r:embed="rId17">
                                       <a:extLst>
                                         <a:ext uri="{28A0092B-C50C-407E-A947-70E740481C1C}">
                                           <a14:useLocalDpi xmlns:a14="http://schemas.microsoft.com/office/drawing/2010/main" val="0"/>
@@ -4856,8 +5320,19 @@
                                 <w:szCs w:val="40"/>
                                 <w:lang w:val="en-US"/>
                               </w:rPr>
-                              <w:t>8\b} 5 .</w:t>
+                              <w:t xml:space="preserve">8\b} </w:t>
                             </w:r>
+                            <w:proofErr w:type="gramStart"/>
+                            <w:r>
+                              <w:rPr>
+                                <w:rFonts w:ascii="Preeti" w:hAnsi="Preeti"/>
+                                <w:sz w:val="40"/>
+                                <w:szCs w:val="40"/>
+                                <w:lang w:val="en-US"/>
+                              </w:rPr>
+                              <w:t>5 .</w:t>
+                            </w:r>
+                            <w:proofErr w:type="gramEnd"/>
                           </w:p>
                         </w:txbxContent>
                       </wps:txbx>
@@ -4888,7 +5363,6 @@
                           <w:lang w:val="en-US"/>
                         </w:rPr>
                       </w:pPr>
-                      <w:proofErr w:type="spellStart"/>
                       <w:r>
                         <w:rPr>
                           <w:rFonts w:ascii="Preeti" w:hAnsi="Preeti"/>
@@ -4896,17 +5370,7 @@
                           <w:szCs w:val="40"/>
                           <w:lang w:val="en-US"/>
                         </w:rPr>
-                        <w:t>k'tnL</w:t>
-                      </w:r>
-                      <w:proofErr w:type="spellEnd"/>
-                      <w:r>
-                        <w:rPr>
-                          <w:rFonts w:ascii="Preeti" w:hAnsi="Preeti"/>
-                          <w:sz w:val="40"/>
-                          <w:szCs w:val="40"/>
-                          <w:lang w:val="en-US"/>
-                        </w:rPr>
-                        <w:t xml:space="preserve"> p</w:t>
+                        <w:t>k'tnL p</w:t>
                       </w:r>
                       <w:r>
                         <w:rPr>
@@ -4993,6 +5457,7 @@
                               </w:rPr>
                             </w:pPr>
                             <w:proofErr w:type="spellStart"/>
+                            <w:proofErr w:type="gramStart"/>
                             <w:r>
                               <w:rPr>
                                 <w:rFonts w:ascii="Preeti" w:hAnsi="Preeti"/>
@@ -5021,6 +5486,7 @@
                               <w:t>lg;x</w:t>
                             </w:r>
                             <w:proofErr w:type="spellEnd"/>
+                            <w:proofErr w:type="gramEnd"/>
                             <w:r>
                               <w:rPr>
                                 <w:rFonts w:ascii="Preeti" w:hAnsi="Preeti"/>
@@ -5028,7 +5494,7 @@
                                 <w:szCs w:val="40"/>
                                 <w:lang w:val="en-US"/>
                               </w:rPr>
-                              <w:t>? lxF8\bf} 5</w:t>
+                              <w:t>¿</w:t>
                             </w:r>
                             <w:r>
                               <w:rPr>
@@ -5037,7 +5503,44 @@
                                 <w:szCs w:val="40"/>
                                 <w:lang w:val="en-US"/>
                               </w:rPr>
-                              <w:t>g\</w:t>
+                              <w:t xml:space="preserve"> lxF8\b</w:t>
+                            </w:r>
+                            <w:r>
+                              <w:rPr>
+                                <w:rFonts w:ascii="Preeti" w:hAnsi="Preeti"/>
+                                <w:sz w:val="40"/>
+                                <w:szCs w:val="40"/>
+                                <w:lang w:val="en-US"/>
+                              </w:rPr>
+                              <w:t>}</w:t>
+                            </w:r>
+                            <w:r>
+                              <w:rPr>
+                                <w:rFonts w:ascii="Preeti" w:hAnsi="Preeti"/>
+                                <w:sz w:val="40"/>
+                                <w:szCs w:val="40"/>
+                                <w:lang w:val="en-US"/>
+                              </w:rPr>
+                              <w:t xml:space="preserve"> 5</w:t>
+                            </w:r>
+                            <w:r>
+                              <w:rPr>
+                                <w:rFonts w:ascii="Preeti" w:hAnsi="Preeti"/>
+                                <w:sz w:val="40"/>
+                                <w:szCs w:val="40"/>
+                                <w:lang w:val="en-US"/>
+                              </w:rPr>
+                              <w:t>g</w:t>
+                            </w:r>
+                            <w:proofErr w:type="gramStart"/>
+                            <w:r>
+                              <w:rPr>
+                                <w:rFonts w:ascii="Preeti" w:hAnsi="Preeti"/>
+                                <w:sz w:val="40"/>
+                                <w:szCs w:val="40"/>
+                                <w:lang w:val="en-US"/>
+                              </w:rPr>
+                              <w:t>\</w:t>
                             </w:r>
                             <w:r>
                               <w:rPr>
@@ -5048,6 +5551,7 @@
                               </w:rPr>
                               <w:t xml:space="preserve"> .</w:t>
                             </w:r>
+                            <w:proofErr w:type="gramEnd"/>
                           </w:p>
                         </w:txbxContent>
                       </wps:txbx>
@@ -5078,7 +5582,6 @@
                           <w:lang w:val="en-US"/>
                         </w:rPr>
                       </w:pPr>
-                      <w:proofErr w:type="spellStart"/>
                       <w:r>
                         <w:rPr>
                           <w:rFonts w:ascii="Preeti" w:hAnsi="Preeti"/>
@@ -5106,7 +5609,6 @@
                         </w:rPr>
                         <w:t>lg;x</w:t>
                       </w:r>
-                      <w:proofErr w:type="spellEnd"/>
                       <w:r>
                         <w:rPr>
                           <w:rFonts w:ascii="Preeti" w:hAnsi="Preeti"/>
@@ -5114,7 +5616,34 @@
                           <w:szCs w:val="40"/>
                           <w:lang w:val="en-US"/>
                         </w:rPr>
-                        <w:t>? lxF8\bf} 5</w:t>
+                        <w:t>¿</w:t>
+                      </w:r>
+                      <w:r>
+                        <w:rPr>
+                          <w:rFonts w:ascii="Preeti" w:hAnsi="Preeti"/>
+                          <w:sz w:val="40"/>
+                          <w:szCs w:val="40"/>
+                          <w:lang w:val="en-US"/>
+                        </w:rPr>
+                        <w:t xml:space="preserve"> lxF8\b</w:t>
+                      </w:r>
+                      <w:r>
+                        <w:rPr>
+                          <w:rFonts w:ascii="Preeti" w:hAnsi="Preeti"/>
+                          <w:sz w:val="40"/>
+                          <w:szCs w:val="40"/>
+                          <w:lang w:val="en-US"/>
+                        </w:rPr>
+                        <w:t>}</w:t>
+                      </w:r>
+                      <w:r>
+                        <w:rPr>
+                          <w:rFonts w:ascii="Preeti" w:hAnsi="Preeti"/>
+                          <w:sz w:val="40"/>
+                          <w:szCs w:val="40"/>
+                          <w:lang w:val="en-US"/>
+                        </w:rPr>
+                        <w:t xml:space="preserve"> 5</w:t>
                       </w:r>
                       <w:r>
                         <w:rPr>
@@ -5207,7 +5736,7 @@
                     <pic:cNvPicPr/>
                   </pic:nvPicPr>
                   <pic:blipFill rotWithShape="1">
-                    <a:blip r:embed="rId14">
+                    <a:blip r:embed="rId22">
                       <a:extLst>
                         <a:ext uri="{28A0092B-C50C-407E-A947-70E740481C1C}">
                           <a14:useLocalDpi xmlns:a14="http://schemas.microsoft.com/office/drawing/2010/main" val="0"/>
@@ -5329,7 +5858,7 @@
                                           <pic:cNvPicPr/>
                                         </pic:nvPicPr>
                                         <pic:blipFill rotWithShape="1">
-                                          <a:blip r:embed="rId15">
+                                          <a:blip r:embed="rId23">
                                             <a:extLst>
                                               <a:ext uri="{28A0092B-C50C-407E-A947-70E740481C1C}">
                                                 <a14:useLocalDpi xmlns:a14="http://schemas.microsoft.com/office/drawing/2010/main" val="0"/>
@@ -5408,7 +5937,7 @@
                                     <pic:cNvPicPr/>
                                   </pic:nvPicPr>
                                   <pic:blipFill rotWithShape="1">
-                                    <a:blip r:embed="rId15">
+                                    <a:blip r:embed="rId24">
                                       <a:extLst>
                                         <a:ext uri="{28A0092B-C50C-407E-A947-70E740481C1C}">
                                           <a14:useLocalDpi xmlns:a14="http://schemas.microsoft.com/office/drawing/2010/main" val="0"/>
@@ -5683,7 +6212,25 @@
                                 <w:szCs w:val="40"/>
                                 <w:lang w:val="en-US"/>
                               </w:rPr>
-                              <w:t>ufFpb</w:t>
+                              <w:t>ufp</w:t>
+                            </w:r>
+                            <w:r>
+                              <w:rPr>
+                                <w:rFonts w:ascii="Preeti" w:hAnsi="Preeti"/>
+                                <w:sz w:val="40"/>
+                                <w:szCs w:val="40"/>
+                                <w:lang w:val="en-US"/>
+                              </w:rPr>
+                              <w:t>F</w:t>
+                            </w:r>
+                            <w:r>
+                              <w:rPr>
+                                <w:rFonts w:ascii="Preeti" w:hAnsi="Preeti"/>
+                                <w:sz w:val="40"/>
+                                <w:szCs w:val="40"/>
+                                <w:lang w:val="en-US"/>
+                              </w:rPr>
+                              <w:t>b</w:t>
                             </w:r>
                             <w:proofErr w:type="spellEnd"/>
                             <w:r>
@@ -5693,8 +6240,28 @@
                                 <w:szCs w:val="40"/>
                                 <w:lang w:val="en-US"/>
                               </w:rPr>
-                              <w:t>} 5f} .</w:t>
+                              <w:t>} 5f</w:t>
                             </w:r>
+                            <w:r>
+                              <w:rPr>
+                                <w:rFonts w:ascii="Preeti" w:hAnsi="Preeti"/>
+                                <w:sz w:val="40"/>
+                                <w:szCs w:val="40"/>
+                                <w:lang w:val="en-US"/>
+                              </w:rPr>
+                              <w:t>F</w:t>
+                            </w:r>
+                            <w:proofErr w:type="gramStart"/>
+                            <w:r>
+                              <w:rPr>
+                                <w:rFonts w:ascii="Preeti" w:hAnsi="Preeti"/>
+                                <w:sz w:val="40"/>
+                                <w:szCs w:val="40"/>
+                                <w:lang w:val="en-US"/>
+                              </w:rPr>
+                              <w:t>} .</w:t>
+                            </w:r>
+                            <w:proofErr w:type="gramEnd"/>
                           </w:p>
                         </w:txbxContent>
                       </wps:txbx>
@@ -5725,7 +6292,6 @@
                           <w:lang w:val="en-US"/>
                         </w:rPr>
                       </w:pPr>
-                      <w:proofErr w:type="spellStart"/>
                       <w:r>
                         <w:rPr>
                           <w:rFonts w:ascii="Preeti" w:hAnsi="Preeti"/>
@@ -5733,9 +6299,8 @@
                           <w:szCs w:val="40"/>
                           <w:lang w:val="en-US"/>
                         </w:rPr>
-                        <w:t>xfdL</w:t>
+                        <w:t>xfdL uLt ufp</w:t>
                       </w:r>
-                      <w:proofErr w:type="spellEnd"/>
                       <w:r>
                         <w:rPr>
                           <w:rFonts w:ascii="Preeti" w:hAnsi="Preeti"/>
@@ -5743,9 +6308,8 @@
                           <w:szCs w:val="40"/>
                           <w:lang w:val="en-US"/>
                         </w:rPr>
-                        <w:t xml:space="preserve"> </w:t>
+                        <w:t>F</w:t>
                       </w:r>
-                      <w:proofErr w:type="spellStart"/>
                       <w:r>
                         <w:rPr>
                           <w:rFonts w:ascii="Preeti" w:hAnsi="Preeti"/>
@@ -5753,9 +6317,8 @@
                           <w:szCs w:val="40"/>
                           <w:lang w:val="en-US"/>
                         </w:rPr>
-                        <w:t>uLt</w:t>
+                        <w:t>b} 5f</w:t>
                       </w:r>
-                      <w:proofErr w:type="spellEnd"/>
                       <w:r>
                         <w:rPr>
                           <w:rFonts w:ascii="Preeti" w:hAnsi="Preeti"/>
@@ -5763,9 +6326,8 @@
                           <w:szCs w:val="40"/>
                           <w:lang w:val="en-US"/>
                         </w:rPr>
-                        <w:t xml:space="preserve"> </w:t>
+                        <w:t>F</w:t>
                       </w:r>
-                      <w:proofErr w:type="spellStart"/>
                       <w:r>
                         <w:rPr>
                           <w:rFonts w:ascii="Preeti" w:hAnsi="Preeti"/>
@@ -5773,17 +6335,7 @@
                           <w:szCs w:val="40"/>
                           <w:lang w:val="en-US"/>
                         </w:rPr>
-                        <w:t>ufFpb</w:t>
-                      </w:r>
-                      <w:proofErr w:type="spellEnd"/>
-                      <w:r>
-                        <w:rPr>
-                          <w:rFonts w:ascii="Preeti" w:hAnsi="Preeti"/>
-                          <w:sz w:val="40"/>
-                          <w:szCs w:val="40"/>
-                          <w:lang w:val="en-US"/>
-                        </w:rPr>
-                        <w:t>} 5f} .</w:t>
+                        <w:t>} .</w:t>
                       </w:r>
                     </w:p>
                   </w:txbxContent>
@@ -5839,15 +6391,27 @@
         </w:rPr>
         <w:t>=</w:t>
       </w:r>
-      <w:r>
-        <w:rPr>
-          <w:rFonts w:ascii="Preeti" w:hAnsi="Preeti" w:cs="Times New Roman"/>
-          <w:b/>
-          <w:bCs/>
-          <w:sz w:val="40"/>
-          <w:szCs w:val="40"/>
-        </w:rPr>
-        <w:t>sf]÷s] s:tf] 5 k9\</w:t>
+      <w:proofErr w:type="gramStart"/>
+      <w:r>
+        <w:rPr>
+          <w:rFonts w:ascii="Preeti" w:hAnsi="Preeti" w:cs="Times New Roman"/>
+          <w:b/>
+          <w:bCs/>
+          <w:sz w:val="40"/>
+          <w:szCs w:val="40"/>
+        </w:rPr>
+        <w:t>sf]÷</w:t>
+      </w:r>
+      <w:proofErr w:type="gramEnd"/>
+      <w:r>
+        <w:rPr>
+          <w:rFonts w:ascii="Preeti" w:hAnsi="Preeti" w:cs="Times New Roman"/>
+          <w:b/>
+          <w:bCs/>
+          <w:sz w:val="40"/>
+          <w:szCs w:val="40"/>
+        </w:rPr>
+        <w:t>s] s:tf] 5 k9\</w:t>
       </w:r>
       <w:proofErr w:type="spellStart"/>
       <w:r>
@@ -5861,15 +6425,27 @@
         <w:t>g'xf</w:t>
       </w:r>
       <w:proofErr w:type="spellEnd"/>
-      <w:r>
-        <w:rPr>
-          <w:rFonts w:ascii="Preeti" w:hAnsi="Preeti" w:cs="Times New Roman"/>
-          <w:b/>
-          <w:bCs/>
-          <w:sz w:val="40"/>
-          <w:szCs w:val="40"/>
-        </w:rPr>
-        <w:t>];\ / l7s</w:t>
+      <w:proofErr w:type="gramStart"/>
+      <w:r>
+        <w:rPr>
+          <w:rFonts w:ascii="Preeti" w:hAnsi="Preeti" w:cs="Times New Roman"/>
+          <w:b/>
+          <w:bCs/>
+          <w:sz w:val="40"/>
+          <w:szCs w:val="40"/>
+        </w:rPr>
+        <w:t>];\</w:t>
+      </w:r>
+      <w:proofErr w:type="gramEnd"/>
+      <w:r>
+        <w:rPr>
+          <w:rFonts w:ascii="Preeti" w:hAnsi="Preeti" w:cs="Times New Roman"/>
+          <w:b/>
+          <w:bCs/>
+          <w:sz w:val="40"/>
+          <w:szCs w:val="40"/>
+        </w:rPr>
+        <w:t xml:space="preserve"> / l7s</w:t>
       </w:r>
       <w:r>
         <w:rPr>
@@ -5933,7 +6509,29 @@
           <w:sz w:val="40"/>
           <w:szCs w:val="40"/>
         </w:rPr>
-        <w:t xml:space="preserve"> a]l7s</w:t>
+        <w:t xml:space="preserve"> </w:t>
+      </w:r>
+      <w:proofErr w:type="gramStart"/>
+      <w:r>
+        <w:rPr>
+          <w:rFonts w:ascii="Preeti" w:hAnsi="Preeti" w:cs="Times New Roman"/>
+          <w:b/>
+          <w:bCs/>
+          <w:sz w:val="40"/>
+          <w:szCs w:val="40"/>
+        </w:rPr>
+        <w:t>a]l</w:t>
+      </w:r>
+      <w:proofErr w:type="gramEnd"/>
+      <w:r>
+        <w:rPr>
+          <w:rFonts w:ascii="Preeti" w:hAnsi="Preeti" w:cs="Times New Roman"/>
+          <w:b/>
+          <w:bCs/>
+          <w:sz w:val="40"/>
+          <w:szCs w:val="40"/>
+        </w:rPr>
+        <w:t>7s</w:t>
       </w:r>
       <w:r>
         <w:rPr>
@@ -6008,15 +6606,27 @@
         <w:t>nufpg'xf</w:t>
       </w:r>
       <w:proofErr w:type="spellEnd"/>
-      <w:r>
-        <w:rPr>
-          <w:rFonts w:ascii="Preeti" w:hAnsi="Preeti" w:cs="Times New Roman"/>
-          <w:b/>
-          <w:bCs/>
-          <w:sz w:val="40"/>
-          <w:szCs w:val="40"/>
-        </w:rPr>
-        <w:t>];\ .</w:t>
+      <w:proofErr w:type="gramStart"/>
+      <w:r>
+        <w:rPr>
+          <w:rFonts w:ascii="Preeti" w:hAnsi="Preeti" w:cs="Times New Roman"/>
+          <w:b/>
+          <w:bCs/>
+          <w:sz w:val="40"/>
+          <w:szCs w:val="40"/>
+        </w:rPr>
+        <w:t>];\</w:t>
+      </w:r>
+      <w:proofErr w:type="gramEnd"/>
+      <w:r>
+        <w:rPr>
+          <w:rFonts w:ascii="Preeti" w:hAnsi="Preeti" w:cs="Times New Roman"/>
+          <w:b/>
+          <w:bCs/>
+          <w:sz w:val="40"/>
+          <w:szCs w:val="40"/>
+        </w:rPr>
+        <w:t xml:space="preserve"> .</w:t>
       </w:r>
       <w:r>
         <w:rPr>
@@ -6141,11 +6751,11 @@
                                           <pic:cNvPicPr/>
                                         </pic:nvPicPr>
                                         <pic:blipFill>
-                                          <a:blip r:embed="rId16">
+                                          <a:blip r:embed="rId25">
                                             <a:extLst>
                                               <a:ext uri="{BEBA8EAE-BF5A-486C-A8C5-ECC9F3942E4B}">
                                                 <a14:imgProps xmlns:a14="http://schemas.microsoft.com/office/drawing/2010/main">
-                                                  <a14:imgLayer r:embed="rId17">
+                                                  <a14:imgLayer r:embed="rId26">
                                                     <a14:imgEffect>
                                                       <a14:sharpenSoften amount="50000"/>
                                                     </a14:imgEffect>
@@ -6223,11 +6833,11 @@
                                     <pic:cNvPicPr/>
                                   </pic:nvPicPr>
                                   <pic:blipFill>
-                                    <a:blip r:embed="rId16">
+                                    <a:blip r:embed="rId27">
                                       <a:extLst>
                                         <a:ext uri="{BEBA8EAE-BF5A-486C-A8C5-ECC9F3942E4B}">
                                           <a14:imgProps xmlns:a14="http://schemas.microsoft.com/office/drawing/2010/main">
-                                            <a14:imgLayer r:embed="rId17">
+                                            <a14:imgLayer r:embed="rId28">
                                               <a14:imgEffect>
                                                 <a14:sharpenSoften amount="50000"/>
                                               </a14:imgEffect>
@@ -6570,7 +7180,6 @@
                           <w:lang w:val="en-US"/>
                         </w:rPr>
                       </w:pPr>
-                      <w:proofErr w:type="spellStart"/>
                       <w:r>
                         <w:rPr>
                           <w:rFonts w:ascii="Preeti" w:hAnsi="Preeti"/>
@@ -6578,37 +7187,7 @@
                           <w:szCs w:val="40"/>
                           <w:lang w:val="en-US"/>
                         </w:rPr>
-                        <w:t>Uff</w:t>
-                      </w:r>
-                      <w:proofErr w:type="spellEnd"/>
-                      <w:r>
-                        <w:rPr>
-                          <w:rFonts w:ascii="Preeti" w:hAnsi="Preeti"/>
-                          <w:sz w:val="40"/>
-                          <w:szCs w:val="40"/>
-                          <w:lang w:val="en-US"/>
-                        </w:rPr>
-                        <w:t>]</w:t>
-                      </w:r>
-                      <w:proofErr w:type="spellStart"/>
-                      <w:r>
-                        <w:rPr>
-                          <w:rFonts w:ascii="Preeti" w:hAnsi="Preeti"/>
-                          <w:sz w:val="40"/>
-                          <w:szCs w:val="40"/>
-                          <w:lang w:val="en-US"/>
-                        </w:rPr>
-                        <w:t>nf</w:t>
-                      </w:r>
-                      <w:proofErr w:type="spellEnd"/>
-                      <w:r>
-                        <w:rPr>
-                          <w:rFonts w:ascii="Preeti" w:hAnsi="Preeti"/>
-                          <w:sz w:val="40"/>
-                          <w:szCs w:val="40"/>
-                          <w:lang w:val="en-US"/>
-                        </w:rPr>
-                        <w:t>] r'/f</w:t>
+                        <w:t>Uff]nf] r'/f</w:t>
                       </w:r>
                     </w:p>
                   </w:txbxContent>
@@ -6685,6 +7264,7 @@
                                 <w:lang w:val="en-US"/>
                               </w:rPr>
                             </w:pPr>
+                            <w:proofErr w:type="gramStart"/>
                             <w:r>
                               <w:rPr>
                                 <w:rFonts w:ascii="Preeti" w:hAnsi="Preeti"/>
@@ -6705,6 +7285,7 @@
                               <w:t>fgf</w:t>
                             </w:r>
                             <w:proofErr w:type="spellEnd"/>
+                            <w:proofErr w:type="gramEnd"/>
                             <w:r>
                               <w:rPr>
                                 <w:rFonts w:ascii="Preeti" w:hAnsi="Preeti"/>
@@ -6757,27 +7338,7 @@
                           <w:szCs w:val="40"/>
                           <w:lang w:val="en-US"/>
                         </w:rPr>
-                        <w:t>;</w:t>
-                      </w:r>
-                      <w:proofErr w:type="spellStart"/>
-                      <w:r>
-                        <w:rPr>
-                          <w:rFonts w:ascii="Preeti" w:hAnsi="Preeti"/>
-                          <w:sz w:val="40"/>
-                          <w:szCs w:val="40"/>
-                          <w:lang w:val="en-US"/>
-                        </w:rPr>
-                        <w:t>fgf</w:t>
-                      </w:r>
-                      <w:proofErr w:type="spellEnd"/>
-                      <w:r>
-                        <w:rPr>
-                          <w:rFonts w:ascii="Preeti" w:hAnsi="Preeti"/>
-                          <w:sz w:val="40"/>
-                          <w:szCs w:val="40"/>
-                          <w:lang w:val="en-US"/>
-                        </w:rPr>
-                        <w:t xml:space="preserve">] an </w:t>
+                        <w:t xml:space="preserve">;fgf] an </w:t>
                       </w:r>
                     </w:p>
                   </w:txbxContent>
@@ -6868,11 +7429,11 @@
                                           <pic:cNvPicPr/>
                                         </pic:nvPicPr>
                                         <pic:blipFill>
-                                          <a:blip r:embed="rId18">
+                                          <a:blip r:embed="rId29">
                                             <a:extLst>
                                               <a:ext uri="{BEBA8EAE-BF5A-486C-A8C5-ECC9F3942E4B}">
                                                 <a14:imgProps xmlns:a14="http://schemas.microsoft.com/office/drawing/2010/main">
-                                                  <a14:imgLayer r:embed="rId19">
+                                                  <a14:imgLayer r:embed="rId30">
                                                     <a14:imgEffect>
                                                       <a14:sharpenSoften amount="50000"/>
                                                     </a14:imgEffect>
@@ -6950,11 +7511,11 @@
                                     <pic:cNvPicPr/>
                                   </pic:nvPicPr>
                                   <pic:blipFill>
-                                    <a:blip r:embed="rId18">
+                                    <a:blip r:embed="rId31">
                                       <a:extLst>
                                         <a:ext uri="{BEBA8EAE-BF5A-486C-A8C5-ECC9F3942E4B}">
                                           <a14:imgProps xmlns:a14="http://schemas.microsoft.com/office/drawing/2010/main">
-                                            <a14:imgLayer r:embed="rId19">
+                                            <a14:imgLayer r:embed="rId32">
                                               <a14:imgEffect>
                                                 <a14:sharpenSoften amount="50000"/>
                                               </a14:imgEffect>
@@ -7077,7 +7638,7 @@
                                           <pic:cNvPicPr/>
                                         </pic:nvPicPr>
                                         <pic:blipFill rotWithShape="1">
-                                          <a:blip r:embed="rId20">
+                                          <a:blip r:embed="rId33">
                                             <a:extLst>
                                               <a:ext uri="{28A0092B-C50C-407E-A947-70E740481C1C}">
                                                 <a14:useLocalDpi xmlns:a14="http://schemas.microsoft.com/office/drawing/2010/main" val="0"/>
@@ -7156,7 +7717,7 @@
                                     <pic:cNvPicPr/>
                                   </pic:nvPicPr>
                                   <pic:blipFill rotWithShape="1">
-                                    <a:blip r:embed="rId20">
+                                    <a:blip r:embed="rId34">
                                       <a:extLst>
                                         <a:ext uri="{28A0092B-C50C-407E-A947-70E740481C1C}">
                                           <a14:useLocalDpi xmlns:a14="http://schemas.microsoft.com/office/drawing/2010/main" val="0"/>
@@ -7412,6 +7973,7 @@
                               <w:t>Nffdf</w:t>
                             </w:r>
                             <w:proofErr w:type="spellEnd"/>
+                            <w:proofErr w:type="gramStart"/>
                             <w:r>
                               <w:rPr>
                                 <w:rFonts w:ascii="Preeti" w:hAnsi="Preeti"/>
@@ -7419,7 +7981,17 @@
                                 <w:szCs w:val="40"/>
                                 <w:lang w:val="en-US"/>
                               </w:rPr>
-                              <w:t>] ;{k</w:t>
+                              <w:t>] ;k</w:t>
+                            </w:r>
+                            <w:proofErr w:type="gramEnd"/>
+                            <w:r>
+                              <w:rPr>
+                                <w:rFonts w:ascii="Preeti" w:hAnsi="Preeti"/>
+                                <w:sz w:val="40"/>
+                                <w:szCs w:val="40"/>
+                                <w:lang w:val="en-US"/>
+                              </w:rPr>
+                              <w:t>{</w:t>
                             </w:r>
                           </w:p>
                         </w:txbxContent>
@@ -7457,7 +8029,6 @@
                           <w:lang w:val="en-US"/>
                         </w:rPr>
                       </w:pPr>
-                      <w:proofErr w:type="spellStart"/>
                       <w:r>
                         <w:rPr>
                           <w:rFonts w:ascii="Preeti" w:hAnsi="Preeti"/>
@@ -7465,9 +8036,8 @@
                           <w:szCs w:val="40"/>
                           <w:lang w:val="en-US"/>
                         </w:rPr>
-                        <w:t>Nffdf</w:t>
+                        <w:t>Nffdf] ;k</w:t>
                       </w:r>
-                      <w:proofErr w:type="spellEnd"/>
                       <w:r>
                         <w:rPr>
                           <w:rFonts w:ascii="Preeti" w:hAnsi="Preeti"/>
@@ -7475,7 +8045,7 @@
                           <w:szCs w:val="40"/>
                           <w:lang w:val="en-US"/>
                         </w:rPr>
-                        <w:t>] ;{k</w:t>
+                        <w:t>{</w:t>
                       </w:r>
                     </w:p>
                   </w:txbxContent>
@@ -7590,7 +8160,7 @@
                                           <pic:cNvPicPr/>
                                         </pic:nvPicPr>
                                         <pic:blipFill>
-                                          <a:blip r:embed="rId21">
+                                          <a:blip r:embed="rId35">
                                             <a:extLst>
                                               <a:ext uri="{28A0092B-C50C-407E-A947-70E740481C1C}">
                                                 <a14:useLocalDpi xmlns:a14="http://schemas.microsoft.com/office/drawing/2010/main" val="0"/>
@@ -7660,7 +8230,7 @@
                                     <pic:cNvPicPr/>
                                   </pic:nvPicPr>
                                   <pic:blipFill>
-                                    <a:blip r:embed="rId21">
+                                    <a:blip r:embed="rId36">
                                       <a:extLst>
                                         <a:ext uri="{28A0092B-C50C-407E-A947-70E740481C1C}">
                                           <a14:useLocalDpi xmlns:a14="http://schemas.microsoft.com/office/drawing/2010/main" val="0"/>
@@ -7918,7 +8488,6 @@
                               </w:rPr>
                               <w:t>afv</w:t>
                             </w:r>
-                            <w:proofErr w:type="spellEnd"/>
                             <w:r>
                               <w:rPr>
                                 <w:rFonts w:ascii="Preeti" w:hAnsi="Preeti"/>
@@ -7926,8 +8495,18 @@
                                 <w:szCs w:val="40"/>
                                 <w:lang w:val="en-US"/>
                               </w:rPr>
-                              <w:t>\f</w:t>
+                              <w:t>|</w:t>
                             </w:r>
+                            <w:r>
+                              <w:rPr>
+                                <w:rFonts w:ascii="Preeti" w:hAnsi="Preeti"/>
+                                <w:sz w:val="40"/>
+                                <w:szCs w:val="40"/>
+                                <w:lang w:val="en-US"/>
+                              </w:rPr>
+                              <w:t>f</w:t>
+                            </w:r>
+                            <w:proofErr w:type="spellEnd"/>
                           </w:p>
                         </w:txbxContent>
                       </wps:txbx>
@@ -7964,7 +8543,6 @@
                           <w:lang w:val="en-US"/>
                         </w:rPr>
                       </w:pPr>
-                      <w:proofErr w:type="spellStart"/>
                       <w:r>
                         <w:rPr>
                           <w:rFonts w:ascii="Preeti" w:hAnsi="Preeti"/>
@@ -7972,9 +8550,8 @@
                           <w:szCs w:val="40"/>
                           <w:lang w:val="en-US"/>
                         </w:rPr>
-                        <w:t>Dff</w:t>
+                        <w:t>Dff]6f] afv</w:t>
                       </w:r>
-                      <w:proofErr w:type="spellEnd"/>
                       <w:r>
                         <w:rPr>
                           <w:rFonts w:ascii="Preeti" w:hAnsi="Preeti"/>
@@ -7982,9 +8559,8 @@
                           <w:szCs w:val="40"/>
                           <w:lang w:val="en-US"/>
                         </w:rPr>
-                        <w:t xml:space="preserve">]6f] </w:t>
+                        <w:t>|</w:t>
                       </w:r>
-                      <w:proofErr w:type="spellStart"/>
                       <w:r>
                         <w:rPr>
                           <w:rFonts w:ascii="Preeti" w:hAnsi="Preeti"/>
@@ -7992,17 +8568,7 @@
                           <w:szCs w:val="40"/>
                           <w:lang w:val="en-US"/>
                         </w:rPr>
-                        <w:t>afv</w:t>
-                      </w:r>
-                      <w:proofErr w:type="spellEnd"/>
-                      <w:r>
-                        <w:rPr>
-                          <w:rFonts w:ascii="Preeti" w:hAnsi="Preeti"/>
-                          <w:sz w:val="40"/>
-                          <w:szCs w:val="40"/>
-                          <w:lang w:val="en-US"/>
-                        </w:rPr>
-                        <w:t>\f</w:t>
+                        <w:t>f</w:t>
                       </w:r>
                     </w:p>
                   </w:txbxContent>
@@ -8117,7 +8683,7 @@
                                           <pic:cNvPicPr/>
                                         </pic:nvPicPr>
                                         <pic:blipFill rotWithShape="1">
-                                          <a:blip r:embed="rId22">
+                                          <a:blip r:embed="rId37">
                                             <a:extLst>
                                               <a:ext uri="{28A0092B-C50C-407E-A947-70E740481C1C}">
                                                 <a14:useLocalDpi xmlns:a14="http://schemas.microsoft.com/office/drawing/2010/main" val="0"/>
@@ -8196,7 +8762,7 @@
                                     <pic:cNvPicPr/>
                                   </pic:nvPicPr>
                                   <pic:blipFill rotWithShape="1">
-                                    <a:blip r:embed="rId22">
+                                    <a:blip r:embed="rId38">
                                       <a:extLst>
                                         <a:ext uri="{28A0092B-C50C-407E-A947-70E740481C1C}">
                                           <a14:useLocalDpi xmlns:a14="http://schemas.microsoft.com/office/drawing/2010/main" val="0"/>
@@ -8509,7 +9075,6 @@
                           <w:lang w:val="en-US"/>
                         </w:rPr>
                       </w:pPr>
-                      <w:proofErr w:type="spellStart"/>
                       <w:r>
                         <w:rPr>
                           <w:rFonts w:ascii="Preeti" w:hAnsi="Preeti"/>
@@ -8517,37 +9082,7 @@
                           <w:szCs w:val="40"/>
                           <w:lang w:val="en-US"/>
                         </w:rPr>
-                        <w:t>Nffdf</w:t>
-                      </w:r>
-                      <w:proofErr w:type="spellEnd"/>
-                      <w:r>
-                        <w:rPr>
-                          <w:rFonts w:ascii="Preeti" w:hAnsi="Preeti"/>
-                          <w:sz w:val="40"/>
-                          <w:szCs w:val="40"/>
-                          <w:lang w:val="en-US"/>
-                        </w:rPr>
-                        <w:t xml:space="preserve">] </w:t>
-                      </w:r>
-                      <w:proofErr w:type="spellStart"/>
-                      <w:r>
-                        <w:rPr>
-                          <w:rFonts w:ascii="Preeti" w:hAnsi="Preeti"/>
-                          <w:sz w:val="40"/>
-                          <w:szCs w:val="40"/>
-                          <w:lang w:val="en-US"/>
-                        </w:rPr>
-                        <w:t>nf</w:t>
-                      </w:r>
-                      <w:proofErr w:type="spellEnd"/>
-                      <w:r>
-                        <w:rPr>
-                          <w:rFonts w:ascii="Preeti" w:hAnsi="Preeti"/>
-                          <w:sz w:val="40"/>
-                          <w:szCs w:val="40"/>
-                          <w:lang w:val="en-US"/>
-                        </w:rPr>
-                        <w:t>}/f]</w:t>
+                        <w:t>Nffdf] nf}/f]</w:t>
                       </w:r>
                     </w:p>
                   </w:txbxContent>
@@ -8718,6 +9253,7 @@
                               </w:rPr>
                             </w:pPr>
                             <w:proofErr w:type="spellStart"/>
+                            <w:proofErr w:type="gramStart"/>
                             <w:r>
                               <w:rPr>
                                 <w:rFonts w:ascii="Preeti" w:hAnsi="Preeti"/>
@@ -8735,7 +9271,17 @@
                                 <w:szCs w:val="40"/>
                                 <w:lang w:val="en-US"/>
                               </w:rPr>
-                              <w:t xml:space="preserve">  v]n</w:t>
+                              <w:t xml:space="preserve">  v</w:t>
+                            </w:r>
+                            <w:proofErr w:type="gramEnd"/>
+                            <w:r>
+                              <w:rPr>
+                                <w:rFonts w:ascii="Preeti" w:hAnsi="Preeti"/>
+                                <w:sz w:val="40"/>
+                                <w:szCs w:val="40"/>
+                                <w:lang w:val="en-US"/>
+                              </w:rPr>
+                              <w:t>]n</w:t>
                             </w:r>
                           </w:p>
                           <w:p>
@@ -8835,7 +9381,6 @@
                           <w:lang w:val="en-US"/>
                         </w:rPr>
                       </w:pPr>
-                      <w:proofErr w:type="spellStart"/>
                       <w:r>
                         <w:rPr>
                           <w:rFonts w:ascii="Preeti" w:hAnsi="Preeti"/>
@@ -8843,17 +9388,7 @@
                           <w:szCs w:val="40"/>
                           <w:lang w:val="en-US"/>
                         </w:rPr>
-                        <w:t>Ufg</w:t>
-                      </w:r>
-                      <w:proofErr w:type="spellEnd"/>
-                      <w:r>
-                        <w:rPr>
-                          <w:rFonts w:ascii="Preeti" w:hAnsi="Preeti"/>
-                          <w:sz w:val="40"/>
-                          <w:szCs w:val="40"/>
-                          <w:lang w:val="en-US"/>
-                        </w:rPr>
-                        <w:t xml:space="preserve">  v]n</w:t>
+                        <w:t>Ufg  v]n</w:t>
                       </w:r>
                     </w:p>
                     <w:p>
@@ -8866,7 +9401,6 @@
                           <w:lang w:val="en-US"/>
                         </w:rPr>
                       </w:pPr>
-                      <w:proofErr w:type="spellStart"/>
                       <w:r>
                         <w:rPr>
                           <w:rFonts w:ascii="Preeti" w:hAnsi="Preeti"/>
@@ -8874,29 +9408,8 @@
                           <w:szCs w:val="40"/>
                           <w:lang w:val="en-US"/>
                         </w:rPr>
-                        <w:t>Kfn</w:t>
+                        <w:t>Kfn ksfpm</w:t>
                       </w:r>
-                      <w:proofErr w:type="spellEnd"/>
-                      <w:r>
-                        <w:rPr>
-                          <w:rFonts w:ascii="Preeti" w:hAnsi="Preeti"/>
-                          <w:sz w:val="40"/>
-                          <w:szCs w:val="40"/>
-                          <w:lang w:val="en-US"/>
-                        </w:rPr>
-                        <w:t xml:space="preserve"> </w:t>
-                      </w:r>
-                      <w:proofErr w:type="spellStart"/>
-                      <w:r>
-                        <w:rPr>
-                          <w:rFonts w:ascii="Preeti" w:hAnsi="Preeti"/>
-                          <w:sz w:val="40"/>
-                          <w:szCs w:val="40"/>
-                          <w:lang w:val="en-US"/>
-                        </w:rPr>
-                        <w:t>ksfpm</w:t>
-                      </w:r>
-                      <w:proofErr w:type="spellEnd"/>
                     </w:p>
                     <w:p>
                       <w:pPr>
@@ -8993,6 +9506,7 @@
                               </w:rPr>
                             </w:pPr>
                             <w:proofErr w:type="spellStart"/>
+                            <w:proofErr w:type="gramStart"/>
                             <w:r>
                               <w:rPr>
                                 <w:rFonts w:ascii="Preeti" w:hAnsi="Preeti"/>
@@ -9023,6 +9537,7 @@
                               <w:t>df</w:t>
                             </w:r>
                             <w:proofErr w:type="spellEnd"/>
+                            <w:proofErr w:type="gramEnd"/>
                             <w:r>
                               <w:rPr>
                                 <w:rFonts w:ascii="Preeti" w:hAnsi="Preeti"/>
@@ -9044,6 +9559,7 @@
                               </w:rPr>
                             </w:pPr>
                             <w:proofErr w:type="spellStart"/>
+                            <w:proofErr w:type="gramStart"/>
                             <w:r>
                               <w:rPr>
                                 <w:rFonts w:ascii="Preeti" w:hAnsi="Preeti"/>
@@ -9061,7 +9577,27 @@
                                 <w:szCs w:val="40"/>
                                 <w:lang w:val="en-US"/>
                               </w:rPr>
-                              <w:t>}sf sf}</w:t>
+                              <w:t>}sf</w:t>
+                            </w:r>
+                            <w:proofErr w:type="gramEnd"/>
+                            <w:r>
+                              <w:rPr>
+                                <w:rFonts w:ascii="Preeti" w:hAnsi="Preeti"/>
+                                <w:sz w:val="40"/>
+                                <w:szCs w:val="40"/>
+                                <w:lang w:val="en-US"/>
+                              </w:rPr>
+                              <w:t xml:space="preserve"> </w:t>
+                            </w:r>
+                            <w:proofErr w:type="gramStart"/>
+                            <w:r>
+                              <w:rPr>
+                                <w:rFonts w:ascii="Preeti" w:hAnsi="Preeti"/>
+                                <w:sz w:val="40"/>
+                                <w:szCs w:val="40"/>
+                                <w:lang w:val="en-US"/>
+                              </w:rPr>
+                              <w:t>sf}</w:t>
                             </w:r>
                             <w:proofErr w:type="spellStart"/>
                             <w:r>
@@ -9074,6 +9610,7 @@
                               <w:t>jf</w:t>
                             </w:r>
                             <w:proofErr w:type="spellEnd"/>
+                            <w:proofErr w:type="gramEnd"/>
                           </w:p>
                           <w:p>
                             <w:pPr>
@@ -9150,7 +9687,6 @@
                           <w:lang w:val="en-US"/>
                         </w:rPr>
                       </w:pPr>
-                      <w:proofErr w:type="spellStart"/>
                       <w:r>
                         <w:rPr>
                           <w:rFonts w:ascii="Preeti" w:hAnsi="Preeti"/>
@@ -9158,37 +9694,7 @@
                           <w:szCs w:val="40"/>
                           <w:lang w:val="en-US"/>
                         </w:rPr>
-                        <w:t>Gff</w:t>
-                      </w:r>
-                      <w:proofErr w:type="spellEnd"/>
-                      <w:r>
-                        <w:rPr>
-                          <w:rFonts w:ascii="Preeti" w:hAnsi="Preeti"/>
-                          <w:sz w:val="40"/>
-                          <w:szCs w:val="40"/>
-                          <w:lang w:val="en-US"/>
-                        </w:rPr>
-                        <w:t xml:space="preserve">}  </w:t>
-                      </w:r>
-                      <w:proofErr w:type="spellStart"/>
-                      <w:r>
-                        <w:rPr>
-                          <w:rFonts w:ascii="Preeti" w:hAnsi="Preeti"/>
-                          <w:sz w:val="40"/>
-                          <w:szCs w:val="40"/>
-                          <w:lang w:val="en-US"/>
-                        </w:rPr>
-                        <w:t>df</w:t>
-                      </w:r>
-                      <w:proofErr w:type="spellEnd"/>
-                      <w:r>
-                        <w:rPr>
-                          <w:rFonts w:ascii="Preeti" w:hAnsi="Preeti"/>
-                          <w:sz w:val="40"/>
-                          <w:szCs w:val="40"/>
-                          <w:lang w:val="en-US"/>
-                        </w:rPr>
-                        <w:t>}/L</w:t>
+                        <w:t>Gff}  df}/L</w:t>
                       </w:r>
                     </w:p>
                     <w:p>
@@ -9201,7 +9707,6 @@
                           <w:lang w:val="en-US"/>
                         </w:rPr>
                       </w:pPr>
-                      <w:proofErr w:type="spellStart"/>
                       <w:r>
                         <w:rPr>
                           <w:rFonts w:ascii="Preeti" w:hAnsi="Preeti"/>
@@ -9209,29 +9714,8 @@
                           <w:szCs w:val="40"/>
                           <w:lang w:val="en-US"/>
                         </w:rPr>
-                        <w:t>nf</w:t>
+                        <w:t>nf}sf sf}jf</w:t>
                       </w:r>
-                      <w:proofErr w:type="spellEnd"/>
-                      <w:r>
-                        <w:rPr>
-                          <w:rFonts w:ascii="Preeti" w:hAnsi="Preeti"/>
-                          <w:sz w:val="40"/>
-                          <w:szCs w:val="40"/>
-                          <w:lang w:val="en-US"/>
-                        </w:rPr>
-                        <w:t>}sf sf}</w:t>
-                      </w:r>
-                      <w:proofErr w:type="spellStart"/>
-                      <w:r>
-                        <w:rPr>
-                          <w:rFonts w:ascii="Preeti" w:hAnsi="Preeti"/>
-                          <w:sz w:val="40"/>
-                          <w:szCs w:val="40"/>
-                          <w:lang w:val="en-US"/>
-                        </w:rPr>
-                        <w:t>jf</w:t>
-                      </w:r>
-                      <w:proofErr w:type="spellEnd"/>
                     </w:p>
                     <w:p>
                       <w:pPr>
@@ -9250,27 +9734,7 @@
                           <w:szCs w:val="40"/>
                           <w:lang w:val="en-US"/>
                         </w:rPr>
-                        <w:t>v]</w:t>
-                      </w:r>
-                      <w:proofErr w:type="spellStart"/>
-                      <w:r>
-                        <w:rPr>
-                          <w:rFonts w:ascii="Preeti" w:hAnsi="Preeti"/>
-                          <w:sz w:val="40"/>
-                          <w:szCs w:val="40"/>
-                          <w:lang w:val="en-US"/>
-                        </w:rPr>
-                        <w:t>nf</w:t>
-                      </w:r>
-                      <w:proofErr w:type="spellEnd"/>
-                      <w:r>
-                        <w:rPr>
-                          <w:rFonts w:ascii="Preeti" w:hAnsi="Preeti"/>
-                          <w:sz w:val="40"/>
-                          <w:szCs w:val="40"/>
-                          <w:lang w:val="en-US"/>
-                        </w:rPr>
-                        <w:t>}gf</w:t>
+                        <w:t>v]nf}gf</w:t>
                       </w:r>
                     </w:p>
                   </w:txbxContent>
@@ -9366,15 +9830,27 @@
         <w:t>agfpg'xf</w:t>
       </w:r>
       <w:proofErr w:type="spellEnd"/>
-      <w:r>
-        <w:rPr>
-          <w:rFonts w:ascii="Preeti" w:hAnsi="Preeti" w:cs="Times New Roman"/>
-          <w:b/>
-          <w:bCs/>
-          <w:sz w:val="40"/>
-          <w:szCs w:val="40"/>
-        </w:rPr>
-        <w:t>];\ .</w:t>
+      <w:proofErr w:type="gramStart"/>
+      <w:r>
+        <w:rPr>
+          <w:rFonts w:ascii="Preeti" w:hAnsi="Preeti" w:cs="Times New Roman"/>
+          <w:b/>
+          <w:bCs/>
+          <w:sz w:val="40"/>
+          <w:szCs w:val="40"/>
+        </w:rPr>
+        <w:t>];\</w:t>
+      </w:r>
+      <w:proofErr w:type="gramEnd"/>
+      <w:r>
+        <w:rPr>
+          <w:rFonts w:ascii="Preeti" w:hAnsi="Preeti" w:cs="Times New Roman"/>
+          <w:b/>
+          <w:bCs/>
+          <w:sz w:val="40"/>
+          <w:szCs w:val="40"/>
+        </w:rPr>
+        <w:t xml:space="preserve"> .</w:t>
       </w:r>
       <w:r>
         <w:rPr>
@@ -9861,6 +10337,7 @@
         <w:t xml:space="preserve"> </w:t>
       </w:r>
       <w:proofErr w:type="spellStart"/>
+      <w:proofErr w:type="gramStart"/>
       <w:r>
         <w:rPr>
           <w:rFonts w:ascii="Preeti" w:hAnsi="Preeti" w:cs="Times New Roman"/>
@@ -9880,7 +10357,18 @@
           <w:sz w:val="40"/>
           <w:szCs w:val="40"/>
         </w:rPr>
-        <w:t xml:space="preserve"> .                                     </w:t>
+        <w:t xml:space="preserve"> .</w:t>
+      </w:r>
+      <w:proofErr w:type="gramEnd"/>
+      <w:r>
+        <w:rPr>
+          <w:rFonts w:ascii="Preeti" w:hAnsi="Preeti" w:cs="Times New Roman"/>
+          <w:b/>
+          <w:bCs/>
+          <w:sz w:val="40"/>
+          <w:szCs w:val="40"/>
+        </w:rPr>
+        <w:t xml:space="preserve">                                     </w:t>
       </w:r>
       <w:r>
         <w:rPr>
@@ -10020,6 +10508,7 @@
                                 <w:lang w:val="en-US"/>
                               </w:rPr>
                             </w:pPr>
+                            <w:proofErr w:type="gramStart"/>
                             <w:r>
                               <w:rPr>
                                 <w:rFonts w:ascii="Preeti" w:hAnsi="Preeti"/>
@@ -10040,6 +10529,7 @@
                               <w:t>lh</w:t>
                             </w:r>
                             <w:proofErr w:type="spellEnd"/>
+                            <w:proofErr w:type="gramEnd"/>
                           </w:p>
                         </w:txbxContent>
                       </wps:txbx>
@@ -10080,19 +10570,8 @@
                           <w:szCs w:val="36"/>
                           <w:lang w:val="en-US"/>
                         </w:rPr>
-                        <w:t>;</w:t>
+                        <w:t>;lh</w:t>
                       </w:r>
-                      <w:proofErr w:type="spellStart"/>
-                      <w:r>
-                        <w:rPr>
-                          <w:rFonts w:ascii="Preeti" w:hAnsi="Preeti"/>
-                          <w:sz w:val="36"/>
-                          <w:szCs w:val="36"/>
-                          <w:lang w:val="en-US"/>
-                        </w:rPr>
-                        <w:t>lh</w:t>
-                      </w:r>
-                      <w:proofErr w:type="spellEnd"/>
                     </w:p>
                   </w:txbxContent>
                 </v:textbox>
@@ -10225,7 +10704,6 @@
                           <w:lang w:val="en-US"/>
                         </w:rPr>
                       </w:pPr>
-                      <w:proofErr w:type="spellStart"/>
                       <w:r>
                         <w:rPr>
                           <w:rFonts w:ascii="Preeti" w:hAnsi="Preeti"/>
@@ -10235,7 +10713,6 @@
                         </w:rPr>
                         <w:t>sd</w:t>
                       </w:r>
-                      <w:proofErr w:type="spellEnd"/>
                     </w:p>
                   </w:txbxContent>
                 </v:textbox>
@@ -10842,7 +11319,6 @@
                           <w:lang w:val="en-US"/>
                         </w:rPr>
                       </w:pPr>
-                      <w:proofErr w:type="spellStart"/>
                       <w:r>
                         <w:rPr>
                           <w:rFonts w:ascii="Preeti" w:hAnsi="Preeti"/>
@@ -10850,17 +11326,7 @@
                           <w:szCs w:val="36"/>
                           <w:lang w:val="en-US"/>
                         </w:rPr>
-                        <w:t>uf</w:t>
-                      </w:r>
-                      <w:proofErr w:type="spellEnd"/>
-                      <w:r>
-                        <w:rPr>
-                          <w:rFonts w:ascii="Preeti" w:hAnsi="Preeti"/>
-                          <w:sz w:val="36"/>
-                          <w:szCs w:val="36"/>
-                          <w:lang w:val="en-US"/>
-                        </w:rPr>
-                        <w:t>]7f</w:t>
+                        <w:t>uf]7f</w:t>
                       </w:r>
                     </w:p>
                   </w:txbxContent>
@@ -10938,6 +11404,7 @@
                               </w:rPr>
                             </w:pPr>
                             <w:proofErr w:type="spellStart"/>
+                            <w:proofErr w:type="gramStart"/>
                             <w:r>
                               <w:rPr>
                                 <w:rFonts w:ascii="Preeti" w:hAnsi="Preeti"/>
@@ -10955,7 +11422,17 @@
                                 <w:szCs w:val="36"/>
                                 <w:lang w:val="en-US"/>
                               </w:rPr>
-                              <w:t>]l;</w:t>
+                              <w:t>]l</w:t>
+                            </w:r>
+                            <w:proofErr w:type="gramEnd"/>
+                            <w:r>
+                              <w:rPr>
+                                <w:rFonts w:ascii="Preeti" w:hAnsi="Preeti"/>
+                                <w:sz w:val="36"/>
+                                <w:szCs w:val="36"/>
+                                <w:lang w:val="en-US"/>
+                              </w:rPr>
+                              <w:t>;</w:t>
                             </w:r>
                           </w:p>
                         </w:txbxContent>
@@ -10991,7 +11468,6 @@
                           <w:lang w:val="en-US"/>
                         </w:rPr>
                       </w:pPr>
-                      <w:proofErr w:type="spellStart"/>
                       <w:r>
                         <w:rPr>
                           <w:rFonts w:ascii="Preeti" w:hAnsi="Preeti"/>
@@ -10999,17 +11475,7 @@
                           <w:szCs w:val="36"/>
                           <w:lang w:val="en-US"/>
                         </w:rPr>
-                        <w:t>cf</w:t>
-                      </w:r>
-                      <w:proofErr w:type="spellEnd"/>
-                      <w:r>
-                        <w:rPr>
-                          <w:rFonts w:ascii="Preeti" w:hAnsi="Preeti"/>
-                          <w:sz w:val="36"/>
-                          <w:szCs w:val="36"/>
-                          <w:lang w:val="en-US"/>
-                        </w:rPr>
-                        <w:t>]l;</w:t>
+                        <w:t>cf]l;</w:t>
                       </w:r>
                     </w:p>
                   </w:txbxContent>
@@ -11401,7 +11867,6 @@
                           <w:lang w:val="en-US"/>
                         </w:rPr>
                       </w:pPr>
-                      <w:proofErr w:type="spellStart"/>
                       <w:r>
                         <w:rPr>
                           <w:rFonts w:ascii="Preeti" w:hAnsi="Preeti"/>
@@ -11409,17 +11874,7 @@
                           <w:szCs w:val="36"/>
                           <w:lang w:val="en-US"/>
                         </w:rPr>
-                        <w:t>nf</w:t>
-                      </w:r>
-                      <w:proofErr w:type="spellEnd"/>
-                      <w:r>
-                        <w:rPr>
-                          <w:rFonts w:ascii="Preeti" w:hAnsi="Preeti"/>
-                          <w:sz w:val="36"/>
-                          <w:szCs w:val="36"/>
-                          <w:lang w:val="en-US"/>
-                        </w:rPr>
-                        <w:t>]</w:t>
+                        <w:t>nf]</w:t>
                       </w:r>
                     </w:p>
                   </w:txbxContent>
@@ -11577,15 +12032,27 @@
         <w:t>lbOPsf</w:t>
       </w:r>
       <w:proofErr w:type="spellEnd"/>
-      <w:r>
-        <w:rPr>
-          <w:rFonts w:ascii="Preeti" w:hAnsi="Preeti" w:cs="Times New Roman"/>
-          <w:b/>
-          <w:bCs/>
-          <w:sz w:val="40"/>
-          <w:szCs w:val="40"/>
-        </w:rPr>
-        <w:t>] ;d'xaf6</w:t>
+      <w:proofErr w:type="gramStart"/>
+      <w:r>
+        <w:rPr>
+          <w:rFonts w:ascii="Preeti" w:hAnsi="Preeti" w:cs="Times New Roman"/>
+          <w:b/>
+          <w:bCs/>
+          <w:sz w:val="40"/>
+          <w:szCs w:val="40"/>
+        </w:rPr>
+        <w:t>] ;d'xaf</w:t>
+      </w:r>
+      <w:proofErr w:type="gramEnd"/>
+      <w:r>
+        <w:rPr>
+          <w:rFonts w:ascii="Preeti" w:hAnsi="Preeti" w:cs="Times New Roman"/>
+          <w:b/>
+          <w:bCs/>
+          <w:sz w:val="40"/>
+          <w:szCs w:val="40"/>
+        </w:rPr>
+        <w:t>6</w:t>
       </w:r>
       <w:r>
         <w:rPr>
@@ -11642,6 +12109,7 @@
         <w:t xml:space="preserve"> </w:t>
       </w:r>
       <w:proofErr w:type="spellStart"/>
+      <w:proofErr w:type="gramStart"/>
       <w:r>
         <w:rPr>
           <w:rFonts w:ascii="Preeti" w:hAnsi="Preeti" w:cs="Times New Roman"/>
@@ -11681,7 +12149,18 @@
           <w:sz w:val="40"/>
           <w:szCs w:val="40"/>
         </w:rPr>
-        <w:t>a]l7s</w:t>
+        <w:t>a</w:t>
+      </w:r>
+      <w:proofErr w:type="gramEnd"/>
+      <w:r>
+        <w:rPr>
+          <w:rFonts w:ascii="Preeti" w:hAnsi="Preeti" w:cs="Times New Roman"/>
+          <w:b/>
+          <w:bCs/>
+          <w:sz w:val="40"/>
+          <w:szCs w:val="40"/>
+        </w:rPr>
+        <w:t>]l7s</w:t>
       </w:r>
       <w:r>
         <w:rPr>
@@ -11710,8 +12189,20 @@
           <w:sz w:val="40"/>
           <w:szCs w:val="40"/>
         </w:rPr>
-        <w:t>_</w:t>
-      </w:r>
+        <w:t xml:space="preserve">_ </w:t>
+      </w:r>
+      <w:proofErr w:type="spellStart"/>
+      <w:r>
+        <w:rPr>
+          <w:rFonts w:ascii="Preeti" w:hAnsi="Preeti" w:cs="Times New Roman"/>
+          <w:b/>
+          <w:bCs/>
+          <w:sz w:val="40"/>
+          <w:szCs w:val="40"/>
+        </w:rPr>
+        <w:t>lrGX</w:t>
+      </w:r>
+      <w:proofErr w:type="spellEnd"/>
       <w:r>
         <w:rPr>
           <w:rFonts w:ascii="Preeti" w:hAnsi="Preeti" w:cs="Times New Roman"/>
@@ -11731,40 +12222,30 @@
           <w:sz w:val="40"/>
           <w:szCs w:val="40"/>
         </w:rPr>
-        <w:t>lrGX</w:t>
+        <w:t>nufpg'xf</w:t>
       </w:r>
       <w:proofErr w:type="spellEnd"/>
-      <w:r>
-        <w:rPr>
-          <w:rFonts w:ascii="Preeti" w:hAnsi="Preeti" w:cs="Times New Roman"/>
-          <w:b/>
-          <w:bCs/>
-          <w:sz w:val="40"/>
-          <w:szCs w:val="40"/>
-        </w:rPr>
-        <w:t xml:space="preserve"> </w:t>
-      </w:r>
-      <w:proofErr w:type="spellStart"/>
-      <w:r>
-        <w:rPr>
-          <w:rFonts w:ascii="Preeti" w:hAnsi="Preeti" w:cs="Times New Roman"/>
-          <w:b/>
-          <w:bCs/>
-          <w:sz w:val="40"/>
-          <w:szCs w:val="40"/>
-        </w:rPr>
-        <w:t>nufpg'xf</w:t>
-      </w:r>
-      <w:proofErr w:type="spellEnd"/>
-      <w:r>
-        <w:rPr>
-          <w:rFonts w:ascii="Preeti" w:hAnsi="Preeti" w:cs="Times New Roman"/>
-          <w:b/>
-          <w:bCs/>
-          <w:sz w:val="40"/>
-          <w:szCs w:val="40"/>
-        </w:rPr>
-        <w:t>];\ .</w:t>
+      <w:proofErr w:type="gramStart"/>
+      <w:r>
+        <w:rPr>
+          <w:rFonts w:ascii="Preeti" w:hAnsi="Preeti" w:cs="Times New Roman"/>
+          <w:b/>
+          <w:bCs/>
+          <w:sz w:val="40"/>
+          <w:szCs w:val="40"/>
+        </w:rPr>
+        <w:t>];\</w:t>
+      </w:r>
+      <w:proofErr w:type="gramEnd"/>
+      <w:r>
+        <w:rPr>
+          <w:rFonts w:ascii="Preeti" w:hAnsi="Preeti" w:cs="Times New Roman"/>
+          <w:b/>
+          <w:bCs/>
+          <w:sz w:val="40"/>
+          <w:szCs w:val="40"/>
+        </w:rPr>
+        <w:t xml:space="preserve"> .</w:t>
       </w:r>
       <w:r>
         <w:rPr>
@@ -11865,6 +12346,7 @@
                                 <w:lang w:val="en-US"/>
                               </w:rPr>
                             </w:pPr>
+                            <w:proofErr w:type="gramStart"/>
                             <w:r>
                               <w:rPr>
                                 <w:rFonts w:ascii="Preeti" w:hAnsi="Preeti"/>
@@ -11872,7 +12354,37 @@
                                 <w:szCs w:val="40"/>
                                 <w:lang w:val="en-US"/>
                               </w:rPr>
-                              <w:t>w[t   d[t</w:t>
+                              <w:t>w[</w:t>
+                            </w:r>
+                            <w:proofErr w:type="gramEnd"/>
+                            <w:r>
+                              <w:rPr>
+                                <w:rFonts w:ascii="Preeti" w:hAnsi="Preeti"/>
+                                <w:sz w:val="40"/>
+                                <w:szCs w:val="40"/>
+                                <w:lang w:val="en-US"/>
+                              </w:rPr>
+                              <w:t xml:space="preserve">t   </w:t>
+                            </w:r>
+                            <w:proofErr w:type="gramStart"/>
+                            <w:r>
+                              <w:rPr>
+                                <w:rFonts w:ascii="Preeti" w:hAnsi="Preeti"/>
+                                <w:sz w:val="40"/>
+                                <w:szCs w:val="40"/>
+                                <w:lang w:val="en-US"/>
+                              </w:rPr>
+                              <w:t>d[</w:t>
+                            </w:r>
+                            <w:proofErr w:type="gramEnd"/>
+                            <w:r>
+                              <w:rPr>
+                                <w:rFonts w:ascii="Preeti" w:hAnsi="Preeti"/>
+                                <w:sz w:val="40"/>
+                                <w:szCs w:val="40"/>
+                                <w:lang w:val="en-US"/>
+                              </w:rPr>
+                              <w:t>t</w:t>
                             </w:r>
                           </w:p>
                           <w:p>
@@ -11885,6 +12397,7 @@
                                 <w:lang w:val="en-US"/>
                               </w:rPr>
                             </w:pPr>
+                            <w:proofErr w:type="gramStart"/>
                             <w:r>
                               <w:rPr>
                                 <w:rFonts w:ascii="Preeti" w:hAnsi="Preeti"/>
@@ -11892,7 +12405,17 @@
                                 <w:szCs w:val="40"/>
                                 <w:lang w:val="en-US"/>
                               </w:rPr>
-                              <w:t>u[x</w:t>
+                              <w:t>u[</w:t>
+                            </w:r>
+                            <w:proofErr w:type="gramEnd"/>
+                            <w:r>
+                              <w:rPr>
+                                <w:rFonts w:ascii="Preeti" w:hAnsi="Preeti"/>
+                                <w:sz w:val="40"/>
+                                <w:szCs w:val="40"/>
+                                <w:lang w:val="en-US"/>
+                              </w:rPr>
+                              <w:t>x</w:t>
                             </w:r>
                           </w:p>
                         </w:txbxContent>
@@ -12029,6 +12552,7 @@
                               </w:rPr>
                             </w:pPr>
                             <w:proofErr w:type="spellStart"/>
+                            <w:proofErr w:type="gramStart"/>
                             <w:r>
                               <w:rPr>
                                 <w:rFonts w:ascii="Preeti" w:hAnsi="Preeti"/>
@@ -12049,6 +12573,7 @@
                               <w:t>[</w:t>
                             </w:r>
                             <w:proofErr w:type="spellStart"/>
+                            <w:proofErr w:type="gramEnd"/>
                             <w:r>
                               <w:rPr>
                                 <w:rFonts w:ascii="Preeti" w:hAnsi="Preeti"/>
@@ -12076,7 +12601,17 @@
                                 <w:szCs w:val="40"/>
                                 <w:lang w:val="en-US"/>
                               </w:rPr>
-                              <w:t>k|s</w:t>
+                              <w:t>k|</w:t>
+                            </w:r>
+                            <w:proofErr w:type="gramStart"/>
+                            <w:r>
+                              <w:rPr>
+                                <w:rFonts w:ascii="Preeti" w:hAnsi="Preeti"/>
+                                <w:sz w:val="40"/>
+                                <w:szCs w:val="40"/>
+                                <w:lang w:val="en-US"/>
+                              </w:rPr>
+                              <w:t>s</w:t>
                             </w:r>
                             <w:proofErr w:type="spellEnd"/>
                             <w:r>
@@ -12089,6 +12624,7 @@
                               <w:t>[</w:t>
                             </w:r>
                             <w:proofErr w:type="spellStart"/>
+                            <w:proofErr w:type="gramEnd"/>
                             <w:r>
                               <w:rPr>
                                 <w:rFonts w:ascii="Preeti" w:hAnsi="Preeti"/>
@@ -12110,6 +12646,7 @@
                                 <w:lang w:val="en-US"/>
                               </w:rPr>
                             </w:pPr>
+                            <w:proofErr w:type="gramStart"/>
                             <w:r>
                               <w:rPr>
                                 <w:rFonts w:ascii="Preeti" w:hAnsi="Preeti"/>
@@ -12120,6 +12657,7 @@
                               <w:t>k[</w:t>
                             </w:r>
                             <w:proofErr w:type="spellStart"/>
+                            <w:proofErr w:type="gramEnd"/>
                             <w:r>
                               <w:rPr>
                                 <w:rFonts w:ascii="Preeti" w:hAnsi="Preeti"/>
@@ -12160,7 +12698,6 @@
                           <w:lang w:val="en-US"/>
                         </w:rPr>
                       </w:pPr>
-                      <w:proofErr w:type="spellStart"/>
                       <w:r>
                         <w:rPr>
                           <w:rFonts w:ascii="Preeti" w:hAnsi="Preeti"/>
@@ -12168,69 +12705,8 @@
                           <w:szCs w:val="40"/>
                           <w:lang w:val="en-US"/>
                         </w:rPr>
-                        <w:t>cfs</w:t>
+                        <w:t>cfs[lt     k|s[lt</w:t>
                       </w:r>
-                      <w:proofErr w:type="spellEnd"/>
-                      <w:r>
-                        <w:rPr>
-                          <w:rFonts w:ascii="Preeti" w:hAnsi="Preeti"/>
-                          <w:sz w:val="40"/>
-                          <w:szCs w:val="40"/>
-                          <w:lang w:val="en-US"/>
-                        </w:rPr>
-                        <w:t>[</w:t>
-                      </w:r>
-                      <w:proofErr w:type="spellStart"/>
-                      <w:r>
-                        <w:rPr>
-                          <w:rFonts w:ascii="Preeti" w:hAnsi="Preeti"/>
-                          <w:sz w:val="40"/>
-                          <w:szCs w:val="40"/>
-                          <w:lang w:val="en-US"/>
-                        </w:rPr>
-                        <w:t>lt</w:t>
-                      </w:r>
-                      <w:proofErr w:type="spellEnd"/>
-                      <w:r>
-                        <w:rPr>
-                          <w:rFonts w:ascii="Preeti" w:hAnsi="Preeti"/>
-                          <w:sz w:val="40"/>
-                          <w:szCs w:val="40"/>
-                          <w:lang w:val="en-US"/>
-                        </w:rPr>
-                        <w:t xml:space="preserve">     </w:t>
-                      </w:r>
-                      <w:proofErr w:type="spellStart"/>
-                      <w:r>
-                        <w:rPr>
-                          <w:rFonts w:ascii="Preeti" w:hAnsi="Preeti"/>
-                          <w:sz w:val="40"/>
-                          <w:szCs w:val="40"/>
-                          <w:lang w:val="en-US"/>
-                        </w:rPr>
-                        <w:t>k|s</w:t>
-                      </w:r>
-                      <w:proofErr w:type="spellEnd"/>
-                      <w:r>
-                        <w:rPr>
-                          <w:rFonts w:ascii="Preeti" w:hAnsi="Preeti"/>
-                          <w:sz w:val="40"/>
-                          <w:szCs w:val="40"/>
-                          <w:lang w:val="en-US"/>
-                        </w:rPr>
-                        <w:t>[</w:t>
-                      </w:r>
-                      <w:proofErr w:type="spellStart"/>
-                      <w:r>
-                        <w:rPr>
-                          <w:rFonts w:ascii="Preeti" w:hAnsi="Preeti"/>
-                          <w:sz w:val="40"/>
-                          <w:szCs w:val="40"/>
-                          <w:lang w:val="en-US"/>
-                        </w:rPr>
-                        <w:t>lt</w:t>
-                      </w:r>
-                      <w:proofErr w:type="spellEnd"/>
                     </w:p>
                     <w:p>
                       <w:pPr>
@@ -12249,19 +12725,8 @@
                           <w:szCs w:val="40"/>
                           <w:lang w:val="en-US"/>
                         </w:rPr>
-                        <w:t>k[</w:t>
+                        <w:t>k[ys</w:t>
                       </w:r>
-                      <w:proofErr w:type="spellStart"/>
-                      <w:r>
-                        <w:rPr>
-                          <w:rFonts w:ascii="Preeti" w:hAnsi="Preeti"/>
-                          <w:sz w:val="40"/>
-                          <w:szCs w:val="40"/>
-                          <w:lang w:val="en-US"/>
-                        </w:rPr>
-                        <w:t>ys</w:t>
-                      </w:r>
-                      <w:proofErr w:type="spellEnd"/>
                     </w:p>
                   </w:txbxContent>
                 </v:textbox>
@@ -12338,6 +12803,7 @@
                               </w:rPr>
                             </w:pPr>
                             <w:proofErr w:type="spellStart"/>
+                            <w:proofErr w:type="gramStart"/>
                             <w:r>
                               <w:rPr>
                                 <w:rFonts w:ascii="Preeti" w:hAnsi="Preeti"/>
@@ -12373,7 +12839,37 @@
                                 <w:szCs w:val="40"/>
                                 <w:lang w:val="en-US"/>
                               </w:rPr>
-                              <w:t>[       d[u</w:t>
+                              <w:t>[</w:t>
+                            </w:r>
+                            <w:proofErr w:type="gramEnd"/>
+                            <w:r>
+                              <w:rPr>
+                                <w:rFonts w:ascii="Preeti" w:hAnsi="Preeti"/>
+                                <w:sz w:val="40"/>
+                                <w:szCs w:val="40"/>
+                                <w:lang w:val="en-US"/>
+                              </w:rPr>
+                              <w:t xml:space="preserve">       </w:t>
+                            </w:r>
+                            <w:proofErr w:type="gramStart"/>
+                            <w:r>
+                              <w:rPr>
+                                <w:rFonts w:ascii="Preeti" w:hAnsi="Preeti"/>
+                                <w:sz w:val="40"/>
+                                <w:szCs w:val="40"/>
+                                <w:lang w:val="en-US"/>
+                              </w:rPr>
+                              <w:t>d[</w:t>
+                            </w:r>
+                            <w:proofErr w:type="gramEnd"/>
+                            <w:r>
+                              <w:rPr>
+                                <w:rFonts w:ascii="Preeti" w:hAnsi="Preeti"/>
+                                <w:sz w:val="40"/>
+                                <w:szCs w:val="40"/>
+                                <w:lang w:val="en-US"/>
+                              </w:rPr>
+                              <w:t>u</w:t>
                             </w:r>
                           </w:p>
                           <w:p>
@@ -12387,6 +12883,7 @@
                               </w:rPr>
                             </w:pPr>
                             <w:proofErr w:type="spellStart"/>
+                            <w:proofErr w:type="gramStart"/>
                             <w:r>
                               <w:rPr>
                                 <w:rFonts w:ascii="Preeti" w:hAnsi="Preeti"/>
@@ -12406,6 +12903,7 @@
                               </w:rPr>
                               <w:t>[</w:t>
                             </w:r>
+                            <w:proofErr w:type="gramEnd"/>
                           </w:p>
                         </w:txbxContent>
                       </wps:txbx>
@@ -12436,7 +12934,6 @@
                           <w:lang w:val="en-US"/>
                         </w:rPr>
                       </w:pPr>
-                      <w:proofErr w:type="spellStart"/>
                       <w:r>
                         <w:rPr>
                           <w:rFonts w:ascii="Preeti" w:hAnsi="Preeti"/>
@@ -12462,17 +12959,7 @@
                           <w:szCs w:val="40"/>
                           <w:lang w:val="en-US"/>
                         </w:rPr>
-                        <w:t>t</w:t>
-                      </w:r>
-                      <w:proofErr w:type="spellEnd"/>
-                      <w:r>
-                        <w:rPr>
-                          <w:rFonts w:ascii="Preeti" w:hAnsi="Preeti"/>
-                          <w:sz w:val="40"/>
-                          <w:szCs w:val="40"/>
-                          <w:lang w:val="en-US"/>
-                        </w:rPr>
-                        <w:t>[       d[u</w:t>
+                        <w:t>t[       d[u</w:t>
                       </w:r>
                     </w:p>
                     <w:p>
@@ -12485,7 +12972,6 @@
                           <w:lang w:val="en-US"/>
                         </w:rPr>
                       </w:pPr>
-                      <w:proofErr w:type="spellStart"/>
                       <w:r>
                         <w:rPr>
                           <w:rFonts w:ascii="Preeti" w:hAnsi="Preeti"/>
@@ -12493,17 +12979,7 @@
                           <w:szCs w:val="40"/>
                           <w:lang w:val="en-US"/>
                         </w:rPr>
-                        <w:t>lkt</w:t>
-                      </w:r>
-                      <w:proofErr w:type="spellEnd"/>
-                      <w:r>
-                        <w:rPr>
-                          <w:rFonts w:ascii="Preeti" w:hAnsi="Preeti"/>
-                          <w:sz w:val="40"/>
-                          <w:szCs w:val="40"/>
-                          <w:lang w:val="en-US"/>
-                        </w:rPr>
-                        <w:t>[</w:t>
+                        <w:t>lkt[</w:t>
                       </w:r>
                     </w:p>
                   </w:txbxContent>
@@ -12642,9 +13118,20 @@
                                 <w:szCs w:val="40"/>
                                 <w:lang w:val="en-US"/>
                               </w:rPr>
-                              <w:t>Clif      s[</w:t>
+                              <w:t xml:space="preserve">Clif      </w:t>
+                            </w:r>
+                            <w:proofErr w:type="gramStart"/>
+                            <w:r>
+                              <w:rPr>
+                                <w:rFonts w:ascii="Preeti" w:hAnsi="Preeti"/>
+                                <w:sz w:val="40"/>
+                                <w:szCs w:val="40"/>
+                                <w:lang w:val="en-US"/>
+                              </w:rPr>
+                              <w:t>s[</w:t>
                             </w:r>
                             <w:proofErr w:type="spellStart"/>
+                            <w:proofErr w:type="gramEnd"/>
                             <w:r>
                               <w:rPr>
                                 <w:rFonts w:ascii="Preeti" w:hAnsi="Preeti"/>
@@ -12672,9 +13159,20 @@
                                 <w:szCs w:val="40"/>
                                 <w:lang w:val="en-US"/>
                               </w:rPr>
-                              <w:t xml:space="preserve">  s[</w:t>
+                              <w:t xml:space="preserve">  </w:t>
+                            </w:r>
+                            <w:proofErr w:type="gramStart"/>
+                            <w:r>
+                              <w:rPr>
+                                <w:rFonts w:ascii="Preeti" w:hAnsi="Preeti"/>
+                                <w:sz w:val="40"/>
+                                <w:szCs w:val="40"/>
+                                <w:lang w:val="en-US"/>
+                              </w:rPr>
+                              <w:t>s[</w:t>
                             </w:r>
                             <w:proofErr w:type="spellStart"/>
+                            <w:proofErr w:type="gramEnd"/>
                             <w:r>
                               <w:rPr>
                                 <w:rFonts w:ascii="Preeti" w:hAnsi="Preeti"/>
@@ -12731,19 +13229,8 @@
                           <w:szCs w:val="40"/>
                           <w:lang w:val="en-US"/>
                         </w:rPr>
-                        <w:t>Clif      s[</w:t>
+                        <w:t>Clif      s[kf</w:t>
                       </w:r>
-                      <w:proofErr w:type="spellStart"/>
-                      <w:r>
-                        <w:rPr>
-                          <w:rFonts w:ascii="Preeti" w:hAnsi="Preeti"/>
-                          <w:sz w:val="40"/>
-                          <w:szCs w:val="40"/>
-                          <w:lang w:val="en-US"/>
-                        </w:rPr>
-                        <w:t>kf</w:t>
-                      </w:r>
-                      <w:proofErr w:type="spellEnd"/>
                     </w:p>
                     <w:p>
                       <w:pPr>
@@ -12761,19 +13248,8 @@
                           <w:szCs w:val="40"/>
                           <w:lang w:val="en-US"/>
                         </w:rPr>
-                        <w:t xml:space="preserve">  s[</w:t>
+                        <w:t xml:space="preserve">  s[lif</w:t>
                       </w:r>
-                      <w:proofErr w:type="spellStart"/>
-                      <w:r>
-                        <w:rPr>
-                          <w:rFonts w:ascii="Preeti" w:hAnsi="Preeti"/>
-                          <w:sz w:val="40"/>
-                          <w:szCs w:val="40"/>
-                          <w:lang w:val="en-US"/>
-                        </w:rPr>
-                        <w:t>lif</w:t>
-                      </w:r>
-                      <w:proofErr w:type="spellEnd"/>
                     </w:p>
                     <w:p>
                       <w:pPr>
@@ -12859,6 +13335,7 @@
                                 <w:lang w:val="en-US"/>
                               </w:rPr>
                             </w:pPr>
+                            <w:proofErr w:type="gramStart"/>
                             <w:r>
                               <w:rPr>
                                 <w:rFonts w:ascii="Preeti" w:hAnsi="Preeti"/>
@@ -12866,7 +13343,17 @@
                                 <w:szCs w:val="40"/>
                                 <w:lang w:val="en-US"/>
                               </w:rPr>
-                              <w:t xml:space="preserve">j[If     C0f </w:t>
+                              <w:t>j[</w:t>
+                            </w:r>
+                            <w:proofErr w:type="gramEnd"/>
+                            <w:r>
+                              <w:rPr>
+                                <w:rFonts w:ascii="Preeti" w:hAnsi="Preeti"/>
+                                <w:sz w:val="40"/>
+                                <w:szCs w:val="40"/>
+                                <w:lang w:val="en-US"/>
+                              </w:rPr>
+                              <w:t xml:space="preserve">If     C0f </w:t>
                             </w:r>
                           </w:p>
                           <w:p>
@@ -12879,6 +13366,7 @@
                                 <w:lang w:val="en-US"/>
                               </w:rPr>
                             </w:pPr>
+                            <w:proofErr w:type="gramStart"/>
                             <w:r>
                               <w:rPr>
                                 <w:rFonts w:ascii="Preeti" w:hAnsi="Preeti"/>
@@ -12886,7 +13374,17 @@
                                 <w:szCs w:val="40"/>
                                 <w:lang w:val="en-US"/>
                               </w:rPr>
-                              <w:t>t[0f</w:t>
+                              <w:t>t[</w:t>
+                            </w:r>
+                            <w:proofErr w:type="gramEnd"/>
+                            <w:r>
+                              <w:rPr>
+                                <w:rFonts w:ascii="Preeti" w:hAnsi="Preeti"/>
+                                <w:sz w:val="40"/>
+                                <w:szCs w:val="40"/>
+                                <w:lang w:val="en-US"/>
+                              </w:rPr>
+                              <w:t>0f</w:t>
                             </w:r>
                           </w:p>
                         </w:txbxContent>
@@ -13035,7 +13533,18 @@
           <w:sz w:val="40"/>
           <w:szCs w:val="40"/>
         </w:rPr>
-        <w:t xml:space="preserve"> pN6f] cy{ </w:t>
+        <w:t xml:space="preserve"> pN6f] </w:t>
+      </w:r>
+      <w:proofErr w:type="gramStart"/>
+      <w:r>
+        <w:rPr>
+          <w:rFonts w:ascii="Preeti" w:hAnsi="Preeti" w:cs="Times New Roman"/>
+          <w:b/>
+          <w:bCs/>
+          <w:sz w:val="40"/>
+          <w:szCs w:val="40"/>
+        </w:rPr>
+        <w:t xml:space="preserve">cy{ </w:t>
       </w:r>
       <w:proofErr w:type="spellStart"/>
       <w:r>
@@ -13049,6 +13558,7 @@
         <w:t>cfpg</w:t>
       </w:r>
       <w:proofErr w:type="spellEnd"/>
+      <w:proofErr w:type="gramEnd"/>
       <w:r>
         <w:rPr>
           <w:rFonts w:ascii="Preeti" w:hAnsi="Preeti" w:cs="Times New Roman"/>
@@ -13103,16 +13613,18 @@
         <w:t>ldnfpg'xf</w:t>
       </w:r>
       <w:proofErr w:type="spellEnd"/>
-      <w:r>
-        <w:rPr>
-          <w:rFonts w:ascii="Preeti" w:hAnsi="Preeti" w:cs="Times New Roman"/>
-          <w:b/>
-          <w:bCs/>
-          <w:sz w:val="40"/>
-          <w:szCs w:val="40"/>
-        </w:rPr>
-        <w:t>]';\</w:t>
-      </w:r>
+      <w:proofErr w:type="gramStart"/>
+      <w:r>
+        <w:rPr>
+          <w:rFonts w:ascii="Preeti" w:hAnsi="Preeti" w:cs="Times New Roman"/>
+          <w:b/>
+          <w:bCs/>
+          <w:sz w:val="40"/>
+          <w:szCs w:val="40"/>
+        </w:rPr>
+        <w:t>];\</w:t>
+      </w:r>
+      <w:proofErr w:type="gramEnd"/>
       <w:r>
         <w:rPr>
           <w:rFonts w:ascii="Preeti" w:hAnsi="Preeti" w:cs="Times New Roman"/>
@@ -13211,7 +13723,25 @@
           <w:sz w:val="40"/>
           <w:szCs w:val="40"/>
         </w:rPr>
-        <w:t xml:space="preserve">   7"nf]                          </w:t>
+        <w:t xml:space="preserve">   7"</w:t>
+      </w:r>
+      <w:proofErr w:type="gramStart"/>
+      <w:r>
+        <w:rPr>
+          <w:rFonts w:ascii="Preeti" w:hAnsi="Preeti" w:cs="Times New Roman"/>
+          <w:sz w:val="40"/>
+          <w:szCs w:val="40"/>
+        </w:rPr>
+        <w:t xml:space="preserve">nf]   </w:t>
+      </w:r>
+      <w:proofErr w:type="gramEnd"/>
+      <w:r>
+        <w:rPr>
+          <w:rFonts w:ascii="Preeti" w:hAnsi="Preeti" w:cs="Times New Roman"/>
+          <w:sz w:val="40"/>
+          <w:szCs w:val="40"/>
+        </w:rPr>
+        <w:t xml:space="preserve">                       </w:t>
       </w:r>
       <w:r>
         <w:rPr>
@@ -13230,6 +13760,7 @@
         <w:tab/>
       </w:r>
       <w:proofErr w:type="spellStart"/>
+      <w:proofErr w:type="gramStart"/>
       <w:r>
         <w:rPr>
           <w:rFonts w:ascii="Preeti" w:hAnsi="Preeti" w:cs="Times New Roman"/>
@@ -13245,7 +13776,16 @@
           <w:sz w:val="40"/>
           <w:szCs w:val="40"/>
         </w:rPr>
-        <w:t>]rf]</w:t>
+        <w:t>]rf</w:t>
+      </w:r>
+      <w:proofErr w:type="gramEnd"/>
+      <w:r>
+        <w:rPr>
+          <w:rFonts w:ascii="Preeti" w:hAnsi="Preeti" w:cs="Times New Roman"/>
+          <w:sz w:val="40"/>
+          <w:szCs w:val="40"/>
+        </w:rPr>
+        <w:t>]</w:t>
       </w:r>
     </w:p>
     <w:p>
@@ -13268,6 +13808,7 @@
         <w:t xml:space="preserve">   </w:t>
       </w:r>
       <w:proofErr w:type="spellStart"/>
+      <w:proofErr w:type="gramStart"/>
       <w:r>
         <w:rPr>
           <w:rFonts w:ascii="Preeti" w:hAnsi="Preeti" w:cs="Times New Roman"/>
@@ -13283,7 +13824,16 @@
           <w:sz w:val="40"/>
           <w:szCs w:val="40"/>
         </w:rPr>
-        <w:t xml:space="preserve">]                         </w:t>
+        <w:t xml:space="preserve">]   </w:t>
+      </w:r>
+      <w:proofErr w:type="gramEnd"/>
+      <w:r>
+        <w:rPr>
+          <w:rFonts w:ascii="Preeti" w:hAnsi="Preeti" w:cs="Times New Roman"/>
+          <w:sz w:val="40"/>
+          <w:szCs w:val="40"/>
+        </w:rPr>
+        <w:t xml:space="preserve">                      </w:t>
       </w:r>
       <w:r>
         <w:rPr>
@@ -13293,6 +13843,7 @@
         </w:rPr>
         <w:tab/>
       </w:r>
+      <w:proofErr w:type="gramStart"/>
       <w:r>
         <w:rPr>
           <w:rFonts w:ascii="Preeti" w:hAnsi="Preeti" w:cs="Times New Roman"/>
@@ -13319,6 +13870,7 @@
         <w:t>fgf</w:t>
       </w:r>
       <w:proofErr w:type="spellEnd"/>
+      <w:proofErr w:type="gramEnd"/>
       <w:r>
         <w:rPr>
           <w:rFonts w:ascii="Preeti" w:hAnsi="Preeti" w:cs="Times New Roman"/>
@@ -13345,7 +13897,16 @@
           <w:sz w:val="40"/>
           <w:szCs w:val="40"/>
         </w:rPr>
-        <w:t xml:space="preserve">   ;</w:t>
+        <w:t xml:space="preserve">   </w:t>
+      </w:r>
+      <w:proofErr w:type="gramStart"/>
+      <w:r>
+        <w:rPr>
+          <w:rFonts w:ascii="Preeti" w:hAnsi="Preeti" w:cs="Times New Roman"/>
+          <w:sz w:val="40"/>
+          <w:szCs w:val="40"/>
+        </w:rPr>
+        <w:t>;</w:t>
       </w:r>
       <w:proofErr w:type="spellStart"/>
       <w:r>
@@ -13357,6 +13918,7 @@
         <w:t>kmf</w:t>
       </w:r>
       <w:proofErr w:type="spellEnd"/>
+      <w:proofErr w:type="gramEnd"/>
       <w:r>
         <w:rPr>
           <w:rFonts w:ascii="Preeti" w:hAnsi="Preeti" w:cs="Times New Roman"/>
@@ -13410,6 +13972,7 @@
         <w:t xml:space="preserve">   </w:t>
       </w:r>
       <w:proofErr w:type="spellStart"/>
+      <w:proofErr w:type="gramStart"/>
       <w:r>
         <w:rPr>
           <w:rFonts w:ascii="Preeti" w:hAnsi="Preeti" w:cs="Times New Roman"/>
@@ -13425,7 +13988,16 @@
           <w:sz w:val="40"/>
           <w:szCs w:val="40"/>
         </w:rPr>
-        <w:t xml:space="preserve">]                          </w:t>
+        <w:t xml:space="preserve">]   </w:t>
+      </w:r>
+      <w:proofErr w:type="gramEnd"/>
+      <w:r>
+        <w:rPr>
+          <w:rFonts w:ascii="Preeti" w:hAnsi="Preeti" w:cs="Times New Roman"/>
+          <w:sz w:val="40"/>
+          <w:szCs w:val="40"/>
+        </w:rPr>
+        <w:t xml:space="preserve">                       </w:t>
       </w:r>
       <w:r>
         <w:rPr>
@@ -13443,6 +14015,14 @@
         </w:rPr>
         <w:tab/>
       </w:r>
+      <w:r>
+        <w:rPr>
+          <w:rFonts w:ascii="Preeti" w:hAnsi="Preeti" w:cs="Times New Roman"/>
+          <w:sz w:val="40"/>
+          <w:szCs w:val="40"/>
+        </w:rPr>
+        <w:t>k'/</w:t>
+      </w:r>
       <w:proofErr w:type="spellStart"/>
       <w:r>
         <w:rPr>
@@ -13450,7 +14030,7 @@
           <w:sz w:val="40"/>
           <w:szCs w:val="40"/>
         </w:rPr>
-        <w:t>kmf</w:t>
+        <w:t>fgf</w:t>
       </w:r>
       <w:proofErr w:type="spellEnd"/>
       <w:r>
@@ -13460,24 +14040,6 @@
           <w:szCs w:val="40"/>
         </w:rPr>
         <w:t>]</w:t>
-      </w:r>
-      <w:proofErr w:type="spellStart"/>
-      <w:r>
-        <w:rPr>
-          <w:rFonts w:ascii="Preeti" w:hAnsi="Preeti" w:cs="Times New Roman"/>
-          <w:sz w:val="40"/>
-          <w:szCs w:val="40"/>
-        </w:rPr>
-        <w:t>xf</w:t>
-      </w:r>
-      <w:proofErr w:type="spellEnd"/>
-      <w:r>
-        <w:rPr>
-          <w:rFonts w:ascii="Preeti" w:hAnsi="Preeti" w:cs="Times New Roman"/>
-          <w:sz w:val="40"/>
-          <w:szCs w:val="40"/>
-        </w:rPr>
-        <w:t>]/</w:t>
       </w:r>
     </w:p>
     <w:p>
@@ -13534,13 +14096,14 @@
         <w:tab/>
       </w:r>
       <w:proofErr w:type="spellStart"/>
-      <w:r>
-        <w:rPr>
-          <w:rFonts w:ascii="Preeti" w:hAnsi="Preeti" w:cs="Times New Roman"/>
-          <w:sz w:val="40"/>
-          <w:szCs w:val="40"/>
-        </w:rPr>
-        <w:t>kftnf</w:t>
+      <w:proofErr w:type="gramStart"/>
+      <w:r>
+        <w:rPr>
+          <w:rFonts w:ascii="Preeti" w:hAnsi="Preeti" w:cs="Times New Roman"/>
+          <w:sz w:val="40"/>
+          <w:szCs w:val="40"/>
+        </w:rPr>
+        <w:t>kmf</w:t>
       </w:r>
       <w:proofErr w:type="spellEnd"/>
       <w:r>
@@ -13550,6 +14113,25 @@
           <w:szCs w:val="40"/>
         </w:rPr>
         <w:t>]</w:t>
+      </w:r>
+      <w:proofErr w:type="spellStart"/>
+      <w:r>
+        <w:rPr>
+          <w:rFonts w:ascii="Preeti" w:hAnsi="Preeti" w:cs="Times New Roman"/>
+          <w:sz w:val="40"/>
+          <w:szCs w:val="40"/>
+        </w:rPr>
+        <w:t>xf</w:t>
+      </w:r>
+      <w:proofErr w:type="spellEnd"/>
+      <w:proofErr w:type="gramEnd"/>
+      <w:r>
+        <w:rPr>
+          <w:rFonts w:ascii="Preeti" w:hAnsi="Preeti" w:cs="Times New Roman"/>
+          <w:sz w:val="40"/>
+          <w:szCs w:val="40"/>
+        </w:rPr>
+        <w:t>]/</w:t>
       </w:r>
     </w:p>
     <w:p>
@@ -13593,7 +14175,18 @@
           <w:sz w:val="40"/>
           <w:szCs w:val="40"/>
         </w:rPr>
-        <w:t xml:space="preserve"> w]/}</w:t>
+        <w:t xml:space="preserve"> w]</w:t>
+      </w:r>
+      <w:proofErr w:type="gramStart"/>
+      <w:r>
+        <w:rPr>
+          <w:rFonts w:ascii="Preeti" w:hAnsi="Preeti" w:cs="Times New Roman"/>
+          <w:b/>
+          <w:bCs/>
+          <w:sz w:val="40"/>
+          <w:szCs w:val="40"/>
+        </w:rPr>
+        <w:t>/}</w:t>
       </w:r>
       <w:proofErr w:type="spellStart"/>
       <w:r>
@@ -13607,6 +14200,7 @@
         <w:t>nfO</w:t>
       </w:r>
       <w:proofErr w:type="spellEnd"/>
+      <w:proofErr w:type="gramEnd"/>
       <w:r>
         <w:rPr>
           <w:rFonts w:ascii="Preeti" w:hAnsi="Preeti" w:cs="Times New Roman"/>
@@ -13637,7 +14231,18 @@
           <w:sz w:val="40"/>
           <w:szCs w:val="40"/>
         </w:rPr>
-        <w:t>/ n]</w:t>
+        <w:t xml:space="preserve">/ </w:t>
+      </w:r>
+      <w:proofErr w:type="gramStart"/>
+      <w:r>
+        <w:rPr>
+          <w:rFonts w:ascii="Preeti" w:hAnsi="Preeti" w:cs="Times New Roman"/>
+          <w:b/>
+          <w:bCs/>
+          <w:sz w:val="40"/>
+          <w:szCs w:val="40"/>
+        </w:rPr>
+        <w:t>n]</w:t>
       </w:r>
       <w:proofErr w:type="spellStart"/>
       <w:r>
@@ -13659,7 +14264,18 @@
           <w:sz w:val="40"/>
           <w:szCs w:val="40"/>
         </w:rPr>
-        <w:t>];\ .</w:t>
+        <w:t>];\</w:t>
+      </w:r>
+      <w:proofErr w:type="gramEnd"/>
+      <w:r>
+        <w:rPr>
+          <w:rFonts w:ascii="Preeti" w:hAnsi="Preeti" w:cs="Times New Roman"/>
+          <w:b/>
+          <w:bCs/>
+          <w:sz w:val="40"/>
+          <w:szCs w:val="40"/>
+        </w:rPr>
+        <w:t xml:space="preserve"> .</w:t>
       </w:r>
       <w:r>
         <w:rPr>
@@ -13838,13 +14454,31 @@
         <w:t xml:space="preserve">   </w:t>
       </w:r>
       <w:proofErr w:type="spellStart"/>
-      <w:r>
-        <w:rPr>
-          <w:rFonts w:ascii="Preeti" w:hAnsi="Preeti" w:cs="Times New Roman"/>
-          <w:sz w:val="40"/>
-          <w:szCs w:val="40"/>
-        </w:rPr>
-        <w:t>l;dLx?Ö</w:t>
+      <w:proofErr w:type="gramStart"/>
+      <w:r>
+        <w:rPr>
+          <w:rFonts w:ascii="Preeti" w:hAnsi="Preeti" w:cs="Times New Roman"/>
+          <w:sz w:val="40"/>
+          <w:szCs w:val="40"/>
+        </w:rPr>
+        <w:t>l;dLx</w:t>
+      </w:r>
+      <w:proofErr w:type="gramEnd"/>
+      <w:r>
+        <w:rPr>
+          <w:rFonts w:ascii="Preeti" w:hAnsi="Preeti" w:cs="Times New Roman"/>
+          <w:sz w:val="40"/>
+          <w:szCs w:val="40"/>
+        </w:rPr>
+        <w:t>¿</w:t>
+      </w:r>
+      <w:r>
+        <w:rPr>
+          <w:rFonts w:ascii="Preeti" w:hAnsi="Preeti" w:cs="Times New Roman"/>
+          <w:sz w:val="40"/>
+          <w:szCs w:val="40"/>
+        </w:rPr>
+        <w:t>Ö</w:t>
       </w:r>
       <w:proofErr w:type="spellEnd"/>
     </w:p>
@@ -13934,13 +14568,31 @@
         <w:t xml:space="preserve">   </w:t>
       </w:r>
       <w:proofErr w:type="spellStart"/>
-      <w:r>
-        <w:rPr>
-          <w:rFonts w:ascii="Preeti" w:hAnsi="Preeti" w:cs="Times New Roman"/>
-          <w:sz w:val="40"/>
-          <w:szCs w:val="40"/>
-        </w:rPr>
-        <w:t>dflg;x?Ö</w:t>
+      <w:proofErr w:type="gramStart"/>
+      <w:r>
+        <w:rPr>
+          <w:rFonts w:ascii="Preeti" w:hAnsi="Preeti" w:cs="Times New Roman"/>
+          <w:sz w:val="40"/>
+          <w:szCs w:val="40"/>
+        </w:rPr>
+        <w:t>dflg;x</w:t>
+      </w:r>
+      <w:proofErr w:type="gramEnd"/>
+      <w:r>
+        <w:rPr>
+          <w:rFonts w:ascii="Preeti" w:hAnsi="Preeti" w:cs="Times New Roman"/>
+          <w:sz w:val="40"/>
+          <w:szCs w:val="40"/>
+        </w:rPr>
+        <w:t>¿</w:t>
+      </w:r>
+      <w:r>
+        <w:rPr>
+          <w:rFonts w:ascii="Preeti" w:hAnsi="Preeti" w:cs="Times New Roman"/>
+          <w:sz w:val="40"/>
+          <w:szCs w:val="40"/>
+        </w:rPr>
+        <w:t>Ö</w:t>
       </w:r>
       <w:proofErr w:type="spellEnd"/>
     </w:p>
@@ -14045,7 +14697,15 @@
           <w:sz w:val="40"/>
           <w:szCs w:val="40"/>
         </w:rPr>
-        <w:t>? Ö</w:t>
+        <w:t>¿</w:t>
+      </w:r>
+      <w:r>
+        <w:rPr>
+          <w:rFonts w:ascii="Preeti" w:hAnsi="Preeti" w:cs="Times New Roman"/>
+          <w:sz w:val="40"/>
+          <w:szCs w:val="40"/>
+        </w:rPr>
+        <w:t xml:space="preserve"> Ö</w:t>
       </w:r>
     </w:p>
     <w:p>
@@ -14131,7 +14791,23 @@
           <w:sz w:val="40"/>
           <w:szCs w:val="40"/>
         </w:rPr>
-        <w:t xml:space="preserve">   df5fx?Ö</w:t>
+        <w:t xml:space="preserve">   df5fx</w:t>
+      </w:r>
+      <w:r>
+        <w:rPr>
+          <w:rFonts w:ascii="Preeti" w:hAnsi="Preeti" w:cs="Times New Roman"/>
+          <w:sz w:val="40"/>
+          <w:szCs w:val="40"/>
+        </w:rPr>
+        <w:t>¿</w:t>
+      </w:r>
+      <w:r>
+        <w:rPr>
+          <w:rFonts w:ascii="Preeti" w:hAnsi="Preeti" w:cs="Times New Roman"/>
+          <w:sz w:val="40"/>
+          <w:szCs w:val="40"/>
+        </w:rPr>
+        <w:t>Ö</w:t>
       </w:r>
     </w:p>
     <w:p>
@@ -14244,7 +14920,23 @@
           <w:sz w:val="40"/>
           <w:szCs w:val="40"/>
         </w:rPr>
-        <w:t>fx?Ö</w:t>
+        <w:t>fx</w:t>
+      </w:r>
+      <w:r>
+        <w:rPr>
+          <w:rFonts w:ascii="Preeti" w:hAnsi="Preeti" w:cs="Times New Roman"/>
+          <w:sz w:val="40"/>
+          <w:szCs w:val="40"/>
+        </w:rPr>
+        <w:t>¿</w:t>
+      </w:r>
+      <w:r>
+        <w:rPr>
+          <w:rFonts w:ascii="Preeti" w:hAnsi="Preeti" w:cs="Times New Roman"/>
+          <w:sz w:val="40"/>
+          <w:szCs w:val="40"/>
+        </w:rPr>
+        <w:t>Ö</w:t>
       </w:r>
       <w:proofErr w:type="spellEnd"/>
     </w:p>
@@ -14340,7 +15032,23 @@
           <w:sz w:val="40"/>
           <w:szCs w:val="40"/>
         </w:rPr>
-        <w:t>fx?Ö</w:t>
+        <w:t>fx</w:t>
+      </w:r>
+      <w:r>
+        <w:rPr>
+          <w:rFonts w:ascii="Preeti" w:hAnsi="Preeti" w:cs="Times New Roman"/>
+          <w:sz w:val="40"/>
+          <w:szCs w:val="40"/>
+        </w:rPr>
+        <w:t>¿</w:t>
+      </w:r>
+      <w:r>
+        <w:rPr>
+          <w:rFonts w:ascii="Preeti" w:hAnsi="Preeti" w:cs="Times New Roman"/>
+          <w:sz w:val="40"/>
+          <w:szCs w:val="40"/>
+        </w:rPr>
+        <w:t>Ö</w:t>
       </w:r>
       <w:proofErr w:type="spellEnd"/>
     </w:p>
@@ -14357,6 +15065,7 @@
           <w:szCs w:val="40"/>
         </w:rPr>
       </w:pPr>
+      <w:proofErr w:type="gramStart"/>
       <w:r>
         <w:rPr>
           <w:rFonts w:ascii="Preeti" w:hAnsi="Preeti" w:cs="Times New Roman"/>
@@ -14377,6 +15086,7 @@
         </w:rPr>
         <w:t>=</w:t>
       </w:r>
+      <w:proofErr w:type="gramEnd"/>
       <w:r>
         <w:rPr>
           <w:rFonts w:ascii="Preeti" w:hAnsi="Preeti" w:cs="Times New Roman"/>
@@ -14431,15 +15141,47 @@
         <w:t>g'xf</w:t>
       </w:r>
       <w:proofErr w:type="spellEnd"/>
-      <w:r>
-        <w:rPr>
-          <w:rFonts w:ascii="Preeti" w:hAnsi="Preeti" w:cs="Times New Roman"/>
-          <w:b/>
-          <w:bCs/>
-          <w:sz w:val="40"/>
-          <w:szCs w:val="40"/>
-        </w:rPr>
-        <w:t>];\ /</w:t>
+      <w:proofErr w:type="gramStart"/>
+      <w:r>
+        <w:rPr>
+          <w:rFonts w:ascii="Preeti" w:hAnsi="Preeti" w:cs="Times New Roman"/>
+          <w:b/>
+          <w:bCs/>
+          <w:sz w:val="40"/>
+          <w:szCs w:val="40"/>
+        </w:rPr>
+        <w:t>];\</w:t>
+      </w:r>
+      <w:proofErr w:type="gramEnd"/>
+      <w:r>
+        <w:rPr>
+          <w:rFonts w:ascii="Preeti" w:hAnsi="Preeti" w:cs="Times New Roman"/>
+          <w:b/>
+          <w:bCs/>
+          <w:sz w:val="40"/>
+          <w:szCs w:val="40"/>
+        </w:rPr>
+        <w:t xml:space="preserve"> /</w:t>
+      </w:r>
+      <w:r>
+        <w:rPr>
+          <w:rFonts w:ascii="Preeti" w:hAnsi="Preeti" w:cs="Times New Roman"/>
+          <w:b/>
+          <w:bCs/>
+          <w:sz w:val="40"/>
+          <w:szCs w:val="40"/>
+        </w:rPr>
+        <w:t xml:space="preserve"> z'</w:t>
+      </w:r>
+      <w:r>
+        <w:rPr>
+          <w:rFonts w:ascii="Preeti" w:hAnsi="Preeti" w:cs="Times New Roman"/>
+          <w:b/>
+          <w:bCs/>
+          <w:sz w:val="40"/>
+          <w:szCs w:val="40"/>
+        </w:rPr>
+        <w:t>¢</w:t>
       </w:r>
       <w:r>
         <w:rPr>
@@ -14460,7 +15202,7 @@
           <w:sz w:val="40"/>
           <w:szCs w:val="40"/>
         </w:rPr>
-        <w:t>z'b</w:t>
+        <w:t>jf</w:t>
       </w:r>
       <w:proofErr w:type="spellEnd"/>
       <w:r>
@@ -14471,7 +15213,7 @@
           <w:sz w:val="40"/>
           <w:szCs w:val="40"/>
         </w:rPr>
-        <w:t xml:space="preserve">\w </w:t>
+        <w:t xml:space="preserve"> </w:t>
       </w:r>
       <w:proofErr w:type="spellStart"/>
       <w:r>
@@ -14482,7 +15224,17 @@
           <w:sz w:val="40"/>
           <w:szCs w:val="40"/>
         </w:rPr>
-        <w:t>jf</w:t>
+        <w:t>c</w:t>
+      </w:r>
+      <w:r>
+        <w:rPr>
+          <w:rFonts w:ascii="Preeti" w:hAnsi="Preeti" w:cs="Times New Roman"/>
+          <w:b/>
+          <w:bCs/>
+          <w:sz w:val="40"/>
+          <w:szCs w:val="40"/>
+        </w:rPr>
+        <w:t>z</w:t>
       </w:r>
       <w:proofErr w:type="spellEnd"/>
       <w:r>
@@ -14493,39 +15245,7 @@
           <w:sz w:val="40"/>
           <w:szCs w:val="40"/>
         </w:rPr>
-        <w:t xml:space="preserve"> </w:t>
-      </w:r>
-      <w:proofErr w:type="spellStart"/>
-      <w:r>
-        <w:rPr>
-          <w:rFonts w:ascii="Preeti" w:hAnsi="Preeti" w:cs="Times New Roman"/>
-          <w:b/>
-          <w:bCs/>
-          <w:sz w:val="40"/>
-          <w:szCs w:val="40"/>
-        </w:rPr>
-        <w:t>c</w:t>
-      </w:r>
-      <w:r>
-        <w:rPr>
-          <w:rFonts w:ascii="Preeti" w:hAnsi="Preeti" w:cs="Times New Roman"/>
-          <w:b/>
-          <w:bCs/>
-          <w:sz w:val="40"/>
-          <w:szCs w:val="40"/>
-        </w:rPr>
-        <w:t>z'b</w:t>
-      </w:r>
-      <w:proofErr w:type="spellEnd"/>
-      <w:r>
-        <w:rPr>
-          <w:rFonts w:ascii="Preeti" w:hAnsi="Preeti" w:cs="Times New Roman"/>
-          <w:b/>
-          <w:bCs/>
-          <w:sz w:val="40"/>
-          <w:szCs w:val="40"/>
-        </w:rPr>
-        <w:t>\w</w:t>
+        <w:t>'¢</w:t>
       </w:r>
       <w:r>
         <w:rPr>
@@ -14609,7 +15329,29 @@
           <w:sz w:val="40"/>
           <w:szCs w:val="40"/>
         </w:rPr>
-        <w:t xml:space="preserve"> a]l7s</w:t>
+        <w:t xml:space="preserve"> </w:t>
+      </w:r>
+      <w:proofErr w:type="gramStart"/>
+      <w:r>
+        <w:rPr>
+          <w:rFonts w:ascii="Preeti" w:hAnsi="Preeti" w:cs="Times New Roman"/>
+          <w:b/>
+          <w:bCs/>
+          <w:sz w:val="40"/>
+          <w:szCs w:val="40"/>
+        </w:rPr>
+        <w:t>a]l</w:t>
+      </w:r>
+      <w:proofErr w:type="gramEnd"/>
+      <w:r>
+        <w:rPr>
+          <w:rFonts w:ascii="Preeti" w:hAnsi="Preeti" w:cs="Times New Roman"/>
+          <w:b/>
+          <w:bCs/>
+          <w:sz w:val="40"/>
+          <w:szCs w:val="40"/>
+        </w:rPr>
+        <w:t>7s</w:t>
       </w:r>
       <w:r>
         <w:rPr>
@@ -14684,15 +15426,27 @@
         <w:t>nufpg'xf</w:t>
       </w:r>
       <w:proofErr w:type="spellEnd"/>
-      <w:r>
-        <w:rPr>
-          <w:rFonts w:ascii="Preeti" w:hAnsi="Preeti" w:cs="Times New Roman"/>
-          <w:b/>
-          <w:bCs/>
-          <w:sz w:val="40"/>
-          <w:szCs w:val="40"/>
-        </w:rPr>
-        <w:t>];\ .</w:t>
+      <w:proofErr w:type="gramStart"/>
+      <w:r>
+        <w:rPr>
+          <w:rFonts w:ascii="Preeti" w:hAnsi="Preeti" w:cs="Times New Roman"/>
+          <w:b/>
+          <w:bCs/>
+          <w:sz w:val="40"/>
+          <w:szCs w:val="40"/>
+        </w:rPr>
+        <w:t>];\</w:t>
+      </w:r>
+      <w:proofErr w:type="gramEnd"/>
+      <w:r>
+        <w:rPr>
+          <w:rFonts w:ascii="Preeti" w:hAnsi="Preeti" w:cs="Times New Roman"/>
+          <w:b/>
+          <w:bCs/>
+          <w:sz w:val="40"/>
+          <w:szCs w:val="40"/>
+        </w:rPr>
+        <w:t xml:space="preserve"> .</w:t>
       </w:r>
       <w:r>
         <w:rPr>
@@ -14997,6 +15751,7 @@
         <w:t xml:space="preserve"> </w:t>
       </w:r>
       <w:proofErr w:type="spellStart"/>
+      <w:proofErr w:type="gramStart"/>
       <w:r>
         <w:rPr>
           <w:rFonts w:ascii="Preeti" w:hAnsi="Preeti" w:cs="Times New Roman"/>
@@ -15006,14 +15761,25 @@
         <w:t>l;dLx</w:t>
       </w:r>
       <w:proofErr w:type="spellEnd"/>
-      <w:r>
-        <w:rPr>
-          <w:rFonts w:ascii="Preeti" w:hAnsi="Preeti" w:cs="Times New Roman"/>
-          <w:sz w:val="40"/>
-          <w:szCs w:val="40"/>
-        </w:rPr>
-        <w:t>? 5g\ .</w:t>
-      </w:r>
+      <w:proofErr w:type="gramEnd"/>
+      <w:r>
+        <w:rPr>
+          <w:rFonts w:ascii="Preeti" w:hAnsi="Preeti" w:cs="Times New Roman"/>
+          <w:sz w:val="40"/>
+          <w:szCs w:val="40"/>
+        </w:rPr>
+        <w:t>? 5g</w:t>
+      </w:r>
+      <w:proofErr w:type="gramStart"/>
+      <w:r>
+        <w:rPr>
+          <w:rFonts w:ascii="Preeti" w:hAnsi="Preeti" w:cs="Times New Roman"/>
+          <w:sz w:val="40"/>
+          <w:szCs w:val="40"/>
+        </w:rPr>
+        <w:t>\ .</w:t>
+      </w:r>
+      <w:proofErr w:type="gramEnd"/>
     </w:p>
     <w:p>
       <w:pPr>
@@ -15068,8 +15834,18 @@
           <w:sz w:val="40"/>
           <w:szCs w:val="40"/>
         </w:rPr>
-        <w:t>ª 5g\ .</w:t>
-      </w:r>
+        <w:t>ª 5g</w:t>
+      </w:r>
+      <w:proofErr w:type="gramStart"/>
+      <w:r>
+        <w:rPr>
+          <w:rFonts w:ascii="Preeti" w:hAnsi="Preeti" w:cs="Times New Roman"/>
+          <w:sz w:val="40"/>
+          <w:szCs w:val="40"/>
+        </w:rPr>
+        <w:t>\ .</w:t>
+      </w:r>
+      <w:proofErr w:type="gramEnd"/>
     </w:p>
     <w:p>
       <w:pPr>
@@ -15272,8 +16048,26 @@
           <w:sz w:val="40"/>
           <w:szCs w:val="40"/>
         </w:rPr>
-        <w:t>? 5 .</w:t>
-      </w:r>
+        <w:t>¿</w:t>
+      </w:r>
+      <w:r>
+        <w:rPr>
+          <w:rFonts w:ascii="Preeti" w:hAnsi="Preeti" w:cs="Times New Roman"/>
+          <w:sz w:val="40"/>
+          <w:szCs w:val="40"/>
+        </w:rPr>
+        <w:t xml:space="preserve"> </w:t>
+      </w:r>
+      <w:proofErr w:type="gramStart"/>
+      <w:r>
+        <w:rPr>
+          <w:rFonts w:ascii="Preeti" w:hAnsi="Preeti" w:cs="Times New Roman"/>
+          <w:sz w:val="40"/>
+          <w:szCs w:val="40"/>
+        </w:rPr>
+        <w:t>5 .</w:t>
+      </w:r>
+      <w:proofErr w:type="gramEnd"/>
     </w:p>
     <w:p>
       <w:pPr>
@@ -15384,7 +16178,16 @@
           <w:sz w:val="40"/>
           <w:szCs w:val="40"/>
         </w:rPr>
-        <w:t xml:space="preserve"> d]</w:t>
+        <w:t xml:space="preserve"> </w:t>
+      </w:r>
+      <w:proofErr w:type="gramStart"/>
+      <w:r>
+        <w:rPr>
+          <w:rFonts w:ascii="Preeti" w:hAnsi="Preeti" w:cs="Times New Roman"/>
+          <w:sz w:val="40"/>
+          <w:szCs w:val="40"/>
+        </w:rPr>
+        <w:t>d]</w:t>
       </w:r>
       <w:proofErr w:type="spellStart"/>
       <w:r>
@@ -15396,14 +16199,25 @@
         <w:t>jf</w:t>
       </w:r>
       <w:proofErr w:type="spellEnd"/>
-      <w:r>
-        <w:rPr>
-          <w:rFonts w:ascii="Preeti" w:hAnsi="Preeti" w:cs="Times New Roman"/>
-          <w:sz w:val="40"/>
-          <w:szCs w:val="40"/>
-        </w:rPr>
-        <w:t xml:space="preserve"> 5 .</w:t>
-      </w:r>
+      <w:proofErr w:type="gramEnd"/>
+      <w:r>
+        <w:rPr>
+          <w:rFonts w:ascii="Preeti" w:hAnsi="Preeti" w:cs="Times New Roman"/>
+          <w:sz w:val="40"/>
+          <w:szCs w:val="40"/>
+        </w:rPr>
+        <w:t xml:space="preserve"> </w:t>
+      </w:r>
+      <w:proofErr w:type="gramStart"/>
+      <w:r>
+        <w:rPr>
+          <w:rFonts w:ascii="Preeti" w:hAnsi="Preeti" w:cs="Times New Roman"/>
+          <w:sz w:val="40"/>
+          <w:szCs w:val="40"/>
+        </w:rPr>
+        <w:t>5 .</w:t>
+      </w:r>
+      <w:proofErr w:type="gramEnd"/>
     </w:p>
     <w:p>
       <w:pPr>
@@ -15425,6 +16239,7 @@
         <w:t xml:space="preserve"> </w:t>
       </w:r>
       <w:proofErr w:type="spellStart"/>
+      <w:proofErr w:type="gramStart"/>
       <w:r>
         <w:rPr>
           <w:rFonts w:ascii="Preeti" w:hAnsi="Preeti" w:cs="Times New Roman"/>
@@ -15434,6 +16249,7 @@
         <w:t>a;df</w:t>
       </w:r>
       <w:proofErr w:type="spellEnd"/>
+      <w:proofErr w:type="gramEnd"/>
       <w:r>
         <w:rPr>
           <w:rFonts w:ascii="Preeti" w:hAnsi="Preeti" w:cs="Times New Roman"/>
@@ -15443,6 +16259,7 @@
         <w:t xml:space="preserve"> </w:t>
       </w:r>
       <w:proofErr w:type="spellStart"/>
+      <w:proofErr w:type="gramStart"/>
       <w:r>
         <w:rPr>
           <w:rFonts w:ascii="Preeti" w:hAnsi="Preeti" w:cs="Times New Roman"/>
@@ -15452,14 +16269,25 @@
         <w:t>dflg;x</w:t>
       </w:r>
       <w:proofErr w:type="spellEnd"/>
-      <w:r>
-        <w:rPr>
-          <w:rFonts w:ascii="Preeti" w:hAnsi="Preeti" w:cs="Times New Roman"/>
-          <w:sz w:val="40"/>
-          <w:szCs w:val="40"/>
-        </w:rPr>
-        <w:t>? 5g\ .</w:t>
-      </w:r>
+      <w:proofErr w:type="gramEnd"/>
+      <w:r>
+        <w:rPr>
+          <w:rFonts w:ascii="Preeti" w:hAnsi="Preeti" w:cs="Times New Roman"/>
+          <w:sz w:val="40"/>
+          <w:szCs w:val="40"/>
+        </w:rPr>
+        <w:t>? 5g</w:t>
+      </w:r>
+      <w:proofErr w:type="gramStart"/>
+      <w:r>
+        <w:rPr>
+          <w:rFonts w:ascii="Preeti" w:hAnsi="Preeti" w:cs="Times New Roman"/>
+          <w:sz w:val="40"/>
+          <w:szCs w:val="40"/>
+        </w:rPr>
+        <w:t>\ .</w:t>
+      </w:r>
+      <w:proofErr w:type="gramEnd"/>
     </w:p>
     <w:p>
       <w:pPr>
@@ -15552,7 +16380,16 @@
           <w:sz w:val="40"/>
           <w:szCs w:val="40"/>
         </w:rPr>
-        <w:t xml:space="preserve"> emf]</w:t>
+        <w:t xml:space="preserve"> </w:t>
+      </w:r>
+      <w:proofErr w:type="gramStart"/>
+      <w:r>
+        <w:rPr>
+          <w:rFonts w:ascii="Preeti" w:hAnsi="Preeti" w:cs="Times New Roman"/>
+          <w:sz w:val="40"/>
+          <w:szCs w:val="40"/>
+        </w:rPr>
+        <w:t>emf]</w:t>
       </w:r>
       <w:proofErr w:type="spellStart"/>
       <w:r>
@@ -15564,6 +16401,7 @@
         <w:t>nfdf</w:t>
       </w:r>
       <w:proofErr w:type="spellEnd"/>
+      <w:proofErr w:type="gramEnd"/>
       <w:r>
         <w:rPr>
           <w:rFonts w:ascii="Preeti" w:hAnsi="Preeti" w:cs="Times New Roman"/>
@@ -15588,8 +16426,18 @@
           <w:sz w:val="40"/>
           <w:szCs w:val="40"/>
         </w:rPr>
-        <w:t>? 5g\ .</w:t>
-      </w:r>
+        <w:t>? 5g</w:t>
+      </w:r>
+      <w:proofErr w:type="gramStart"/>
+      <w:r>
+        <w:rPr>
+          <w:rFonts w:ascii="Preeti" w:hAnsi="Preeti" w:cs="Times New Roman"/>
+          <w:sz w:val="40"/>
+          <w:szCs w:val="40"/>
+        </w:rPr>
+        <w:t>\ .</w:t>
+      </w:r>
+      <w:proofErr w:type="gramEnd"/>
     </w:p>
     <w:p>
       <w:pPr>
@@ -15602,6 +16450,7 @@
           <w:szCs w:val="36"/>
         </w:rPr>
       </w:pPr>
+      <w:proofErr w:type="gramStart"/>
       <w:r>
         <w:rPr>
           <w:rFonts w:ascii="Preeti" w:hAnsi="Preeti"/>
@@ -15624,6 +16473,7 @@
         <w:t>dfKt</w:t>
       </w:r>
       <w:proofErr w:type="spellEnd"/>
+      <w:proofErr w:type="gramEnd"/>
     </w:p>
     <w:sectPr>
       <w:pgSz w:w="11906" w:h="16838" w:code="9"/>
